--- a/problems_template.docx
+++ b/problems_template.docx
@@ -19,7 +19,7 @@
           <w:bCs/>
           <w:lang w:val="en-US"/>
         </w:rPr>
-        <w:t>Hái</w:t>
+        <w:t>DP</w:t>
       </w:r>
       <w:r>
         <w:rPr>
@@ -28,7 +28,25 @@
           <w:bCs/>
           <w:lang w:val="en-US"/>
         </w:rPr>
-        <w:t xml:space="preserve"> táo</w:t>
+        <w:t>EDU</w:t>
+      </w:r>
+      <w:r>
+        <w:rPr>
+          <w:rFonts w:cstheme="minorHAnsi"/>
+          <w:b/>
+          <w:bCs/>
+          <w:lang w:val="en-US"/>
+        </w:rPr>
+        <w:t>_</w:t>
+      </w:r>
+      <w:r>
+        <w:rPr>
+          <w:rFonts w:cstheme="minorHAnsi"/>
+          <w:b/>
+          <w:bCs/>
+          <w:lang w:val="en-US"/>
+        </w:rPr>
+        <w:t>4</w:t>
       </w:r>
     </w:p>
     <w:p>
@@ -41,23 +59,24 @@
       <w:r>
         <w:rPr>
           <w:rFonts w:cstheme="minorHAnsi"/>
-          <w:lang w:val="en"/>
+          <w:lang w:val="en-US"/>
         </w:rPr>
-        <w:t>Sau kì thi vào 10 đầy căng thẳng và áp lực</w:t>
+        <w:t xml:space="preserve">Cho </w:t>
       </w:r>
       <w:r>
         <w:rPr>
-          <w:rFonts w:cstheme="minorHAnsi"/>
-          <w:lang w:val="en"/>
+          <w:rFonts w:eastAsiaTheme="minorEastAsia" w:cstheme="minorHAnsi"/>
+          <w:lang w:val="en-US"/>
         </w:rPr>
-        <w:t xml:space="preserve">, giáo sư Z dẫn học sinh của mình vào vườn cây táo kì diệu của mình. Vườn của giáo sư Z chứa </w:t>
+        <w:t xml:space="preserve">dãy </w:t>
       </w:r>
       <m:oMath>
         <m:r>
           <w:rPr>
-            <w:rFonts w:ascii="Cambria Math" w:hAnsi="Cambria Math"/>
+            <w:rFonts w:ascii="Cambria Math" w:eastAsiaTheme="minorEastAsia" w:hAnsi="Cambria Math" w:cstheme="minorHAnsi"/>
+            <w:lang w:val="en-US"/>
           </w:rPr>
-          <m:t>N</m:t>
+          <m:t>a</m:t>
         </m:r>
       </m:oMath>
       <w:r>
@@ -65,21 +84,23 @@
           <w:rFonts w:eastAsiaTheme="minorEastAsia" w:cstheme="minorHAnsi"/>
           <w:lang w:val="en-US"/>
         </w:rPr>
-        <w:t xml:space="preserve"> cây táo, điểm đặc biệt ở những cây này là thân cây của chúng được phủ lên những màu sắc khác nhau. </w:t>
+        <w:t xml:space="preserve"> gồm </w:t>
       </w:r>
+      <m:oMath>
+        <m:r>
+          <w:rPr>
+            <w:rFonts w:ascii="Cambria Math" w:hAnsi="Cambria Math" w:cstheme="minorHAnsi"/>
+            <w:lang w:val="en-US"/>
+          </w:rPr>
+          <m:t>n</m:t>
+        </m:r>
+      </m:oMath>
       <w:r>
         <w:rPr>
           <w:rFonts w:eastAsiaTheme="minorEastAsia" w:cstheme="minorHAnsi"/>
           <w:lang w:val="en-US"/>
         </w:rPr>
-        <w:t>Cây</w:t>
-      </w:r>
-      <w:r>
-        <w:rPr>
-          <w:rFonts w:eastAsiaTheme="minorEastAsia" w:cstheme="minorHAnsi"/>
-          <w:lang w:val="en-US"/>
-        </w:rPr>
-        <w:t xml:space="preserve"> táo thứ </w:t>
+        <w:t xml:space="preserve"> số nguyên không âm, số thứ </w:t>
       </w:r>
       <m:oMath>
         <m:r>
@@ -95,7 +116,7 @@
           <w:rFonts w:eastAsiaTheme="minorEastAsia" w:cstheme="minorHAnsi"/>
           <w:lang w:val="en-US"/>
         </w:rPr>
-        <w:t xml:space="preserve"> có mã màu thân cây là </w:t>
+        <w:t xml:space="preserve"> có giá trị là </w:t>
       </w:r>
       <m:oMath>
         <m:sSub>
@@ -114,7 +135,7 @@
                 <w:rFonts w:ascii="Cambria Math" w:eastAsiaTheme="minorEastAsia" w:hAnsi="Cambria Math" w:cstheme="minorHAnsi"/>
                 <w:lang w:val="en-US"/>
               </w:rPr>
-              <m:t>c</m:t>
+              <m:t>a</m:t>
             </m:r>
           </m:e>
           <m:sub>
@@ -133,7 +154,74 @@
           <w:rFonts w:eastAsiaTheme="minorEastAsia" w:cstheme="minorHAnsi"/>
           <w:lang w:val="en-US"/>
         </w:rPr>
-        <w:t xml:space="preserve">, số lượng táo là </w:t>
+        <w:t>.</w:t>
+      </w:r>
+    </w:p>
+    <w:p>
+      <w:pPr>
+        <w:rPr>
+          <w:rFonts w:eastAsiaTheme="minorEastAsia" w:cstheme="minorHAnsi"/>
+          <w:lang w:val="en-US"/>
+        </w:rPr>
+      </w:pPr>
+      <w:r>
+        <w:rPr>
+          <w:rFonts w:eastAsiaTheme="minorEastAsia" w:cstheme="minorHAnsi"/>
+          <w:lang w:val="en-US"/>
+        </w:rPr>
+        <w:t xml:space="preserve">Một </w:t>
+      </w:r>
+      <w:r>
+        <w:rPr>
+          <w:rFonts w:eastAsiaTheme="minorEastAsia" w:cstheme="minorHAnsi"/>
+          <w:lang w:val="en-US"/>
+        </w:rPr>
+        <w:t xml:space="preserve">đoạn </w:t>
+      </w:r>
+      <w:r>
+        <w:rPr>
+          <w:rFonts w:eastAsiaTheme="minorEastAsia" w:cstheme="minorHAnsi"/>
+          <w:lang w:val="en-US"/>
+        </w:rPr>
+        <w:t xml:space="preserve">gọi là được bảo vệ khi hai đầu mút của đoạn bằng nhau và cùng bằng độ dài của chính đoạn đó. Cụ thể hơn, đoạn </w:t>
+      </w:r>
+      <m:oMath>
+        <m:r>
+          <w:rPr>
+            <w:rFonts w:ascii="Cambria Math" w:eastAsiaTheme="minorEastAsia" w:hAnsi="Cambria Math" w:cstheme="minorHAnsi"/>
+            <w:lang w:val="en-US"/>
+          </w:rPr>
+          <m:t>a</m:t>
+        </m:r>
+        <m:d>
+          <m:dPr>
+            <m:begChr m:val="["/>
+            <m:endChr m:val="]"/>
+            <m:ctrlPr>
+              <w:rPr>
+                <w:rFonts w:ascii="Cambria Math" w:eastAsiaTheme="minorEastAsia" w:hAnsi="Cambria Math" w:cstheme="minorHAnsi"/>
+                <w:i/>
+                <w:lang w:val="en-US"/>
+              </w:rPr>
+            </m:ctrlPr>
+          </m:dPr>
+          <m:e>
+            <m:r>
+              <w:rPr>
+                <w:rFonts w:ascii="Cambria Math" w:eastAsiaTheme="minorEastAsia" w:hAnsi="Cambria Math" w:cstheme="minorHAnsi"/>
+                <w:lang w:val="en-US"/>
+              </w:rPr>
+              <m:t>l:r</m:t>
+            </m:r>
+          </m:e>
+        </m:d>
+      </m:oMath>
+      <w:r>
+        <w:rPr>
+          <w:rFonts w:eastAsiaTheme="minorEastAsia" w:cstheme="minorHAnsi"/>
+          <w:lang w:val="en-US"/>
+        </w:rPr>
+        <w:t xml:space="preserve"> được bảo vệ khi </w:t>
       </w:r>
       <m:oMath>
         <m:sSub>
@@ -152,7 +240,7 @@
                 <w:rFonts w:ascii="Cambria Math" w:eastAsiaTheme="minorEastAsia" w:hAnsi="Cambria Math" w:cstheme="minorHAnsi"/>
                 <w:lang w:val="en-US"/>
               </w:rPr>
-              <m:t>s</m:t>
+              <m:t>a</m:t>
             </m:r>
           </m:e>
           <m:sub>
@@ -161,354 +249,8 @@
                 <w:rFonts w:ascii="Cambria Math" w:eastAsiaTheme="minorEastAsia" w:hAnsi="Cambria Math" w:cstheme="minorHAnsi"/>
                 <w:lang w:val="en-US"/>
               </w:rPr>
-              <m:t>i</m:t>
+              <m:t>l</m:t>
             </m:r>
-          </m:sub>
-        </m:sSub>
-      </m:oMath>
-      <w:r>
-        <w:rPr>
-          <w:rFonts w:eastAsiaTheme="minorEastAsia" w:cstheme="minorHAnsi"/>
-          <w:lang w:val="en-US"/>
-        </w:rPr>
-        <w:t xml:space="preserve">. </w:t>
-      </w:r>
-      <w:r>
-        <w:rPr>
-          <w:rFonts w:eastAsiaTheme="minorEastAsia" w:cstheme="minorHAnsi"/>
-          <w:lang w:val="en-US"/>
-        </w:rPr>
-        <w:t>Giáo sư Z muốn chọn ra những cây táo để hái và đem cho học sinh của mình. Vì muốn thưởng học sinh của mình sau kì thi vào 10 căng thẳng, giáo sư Z muốn hái nhiều táo nhất có thể. Tuy nhiên,</w:t>
-      </w:r>
-      <w:r>
-        <w:rPr>
-          <w:rFonts w:eastAsiaTheme="minorEastAsia" w:cstheme="minorHAnsi"/>
-          <w:lang w:val="en-US"/>
-        </w:rPr>
-        <w:t xml:space="preserve"> giáo sư Z là một người bị mắc hội chứng OCD, nên giáo sư Z </w:t>
-      </w:r>
-      <w:r>
-        <w:rPr>
-          <w:rFonts w:eastAsiaTheme="minorEastAsia" w:cstheme="minorHAnsi"/>
-          <w:lang w:val="en-US"/>
-        </w:rPr>
-        <w:t xml:space="preserve">muốn những cây táo mình chọn khi viết lại màu trên giấy mà không thay đổi thứ tự ban đầu thì hình thành một dãy màu Palindrome. Cụ thể, cần chọn một tập hợp </w:t>
-      </w:r>
-      <m:oMath>
-        <m:r>
-          <w:rPr>
-            <w:rFonts w:ascii="Cambria Math" w:eastAsiaTheme="minorEastAsia" w:hAnsi="Cambria Math" w:cstheme="minorHAnsi"/>
-            <w:lang w:val="en-US"/>
-          </w:rPr>
-          <m:t>k</m:t>
-        </m:r>
-      </m:oMath>
-      <w:r>
-        <w:rPr>
-          <w:rFonts w:eastAsiaTheme="minorEastAsia" w:cstheme="minorHAnsi"/>
-          <w:lang w:val="en-US"/>
-        </w:rPr>
-        <w:t xml:space="preserve"> sao cho </w:t>
-      </w:r>
-      <m:oMath>
-        <m:d>
-          <m:dPr>
-            <m:begChr m:val="["/>
-            <m:endChr m:val="]"/>
-            <m:ctrlPr>
-              <w:rPr>
-                <w:rFonts w:ascii="Cambria Math" w:eastAsiaTheme="minorEastAsia" w:hAnsi="Cambria Math" w:cstheme="minorHAnsi"/>
-                <w:i/>
-                <w:lang w:val="en-US"/>
-              </w:rPr>
-            </m:ctrlPr>
-          </m:dPr>
-          <m:e>
-            <m:sSub>
-              <m:sSubPr>
-                <m:ctrlPr>
-                  <w:rPr>
-                    <w:rFonts w:ascii="Cambria Math" w:eastAsiaTheme="minorEastAsia" w:hAnsi="Cambria Math" w:cstheme="minorHAnsi"/>
-                    <w:i/>
-                    <w:lang w:val="en-US"/>
-                  </w:rPr>
-                </m:ctrlPr>
-              </m:sSubPr>
-              <m:e>
-                <m:r>
-                  <w:rPr>
-                    <w:rFonts w:ascii="Cambria Math" w:eastAsiaTheme="minorEastAsia" w:hAnsi="Cambria Math" w:cstheme="minorHAnsi"/>
-                    <w:lang w:val="en-US"/>
-                  </w:rPr>
-                  <m:t>c</m:t>
-                </m:r>
-              </m:e>
-              <m:sub>
-                <m:sSub>
-                  <m:sSubPr>
-                    <m:ctrlPr>
-                      <w:rPr>
-                        <w:rFonts w:ascii="Cambria Math" w:eastAsiaTheme="minorEastAsia" w:hAnsi="Cambria Math" w:cstheme="minorHAnsi"/>
-                        <w:i/>
-                        <w:lang w:val="en-US"/>
-                      </w:rPr>
-                    </m:ctrlPr>
-                  </m:sSubPr>
-                  <m:e>
-                    <m:r>
-                      <w:rPr>
-                        <w:rFonts w:ascii="Cambria Math" w:eastAsiaTheme="minorEastAsia" w:hAnsi="Cambria Math" w:cstheme="minorHAnsi"/>
-                        <w:lang w:val="en-US"/>
-                      </w:rPr>
-                      <m:t>k</m:t>
-                    </m:r>
-                  </m:e>
-                  <m:sub>
-                    <m:r>
-                      <w:rPr>
-                        <w:rFonts w:ascii="Cambria Math" w:eastAsiaTheme="minorEastAsia" w:hAnsi="Cambria Math" w:cstheme="minorHAnsi"/>
-                        <w:lang w:val="en-US"/>
-                      </w:rPr>
-                      <m:t>1</m:t>
-                    </m:r>
-                  </m:sub>
-                </m:sSub>
-              </m:sub>
-            </m:sSub>
-            <m:r>
-              <w:rPr>
-                <w:rFonts w:ascii="Cambria Math" w:eastAsiaTheme="minorEastAsia" w:hAnsi="Cambria Math" w:cstheme="minorHAnsi"/>
-                <w:lang w:val="en-US"/>
-              </w:rPr>
-              <m:t>,</m:t>
-            </m:r>
-            <m:sSub>
-              <m:sSubPr>
-                <m:ctrlPr>
-                  <w:rPr>
-                    <w:rFonts w:ascii="Cambria Math" w:eastAsiaTheme="minorEastAsia" w:hAnsi="Cambria Math" w:cstheme="minorHAnsi"/>
-                    <w:i/>
-                    <w:lang w:val="en-US"/>
-                  </w:rPr>
-                </m:ctrlPr>
-              </m:sSubPr>
-              <m:e>
-                <m:r>
-                  <w:rPr>
-                    <w:rFonts w:ascii="Cambria Math" w:eastAsiaTheme="minorEastAsia" w:hAnsi="Cambria Math" w:cstheme="minorHAnsi"/>
-                    <w:lang w:val="en-US"/>
-                  </w:rPr>
-                  <m:t>c</m:t>
-                </m:r>
-              </m:e>
-              <m:sub>
-                <m:sSub>
-                  <m:sSubPr>
-                    <m:ctrlPr>
-                      <w:rPr>
-                        <w:rFonts w:ascii="Cambria Math" w:eastAsiaTheme="minorEastAsia" w:hAnsi="Cambria Math" w:cstheme="minorHAnsi"/>
-                        <w:i/>
-                        <w:lang w:val="en-US"/>
-                      </w:rPr>
-                    </m:ctrlPr>
-                  </m:sSubPr>
-                  <m:e>
-                    <m:r>
-                      <w:rPr>
-                        <w:rFonts w:ascii="Cambria Math" w:eastAsiaTheme="minorEastAsia" w:hAnsi="Cambria Math" w:cstheme="minorHAnsi"/>
-                        <w:lang w:val="en-US"/>
-                      </w:rPr>
-                      <m:t>k</m:t>
-                    </m:r>
-                  </m:e>
-                  <m:sub>
-                    <m:r>
-                      <w:rPr>
-                        <w:rFonts w:ascii="Cambria Math" w:eastAsiaTheme="minorEastAsia" w:hAnsi="Cambria Math" w:cstheme="minorHAnsi"/>
-                        <w:lang w:val="en-US"/>
-                      </w:rPr>
-                      <m:t>2</m:t>
-                    </m:r>
-                  </m:sub>
-                </m:sSub>
-              </m:sub>
-            </m:sSub>
-            <m:r>
-              <w:rPr>
-                <w:rFonts w:ascii="Cambria Math" w:eastAsiaTheme="minorEastAsia" w:hAnsi="Cambria Math" w:cstheme="minorHAnsi"/>
-                <w:lang w:val="en-US"/>
-              </w:rPr>
-              <m:t>,</m:t>
-            </m:r>
-            <m:sSub>
-              <m:sSubPr>
-                <m:ctrlPr>
-                  <w:rPr>
-                    <w:rFonts w:ascii="Cambria Math" w:eastAsiaTheme="minorEastAsia" w:hAnsi="Cambria Math" w:cstheme="minorHAnsi"/>
-                    <w:i/>
-                    <w:lang w:val="en-US"/>
-                  </w:rPr>
-                </m:ctrlPr>
-              </m:sSubPr>
-              <m:e>
-                <m:r>
-                  <w:rPr>
-                    <w:rFonts w:ascii="Cambria Math" w:eastAsiaTheme="minorEastAsia" w:hAnsi="Cambria Math" w:cstheme="minorHAnsi"/>
-                    <w:lang w:val="en-US"/>
-                  </w:rPr>
-                  <m:t>c</m:t>
-                </m:r>
-              </m:e>
-              <m:sub>
-                <m:sSub>
-                  <m:sSubPr>
-                    <m:ctrlPr>
-                      <w:rPr>
-                        <w:rFonts w:ascii="Cambria Math" w:eastAsiaTheme="minorEastAsia" w:hAnsi="Cambria Math" w:cstheme="minorHAnsi"/>
-                        <w:i/>
-                        <w:lang w:val="en-US"/>
-                      </w:rPr>
-                    </m:ctrlPr>
-                  </m:sSubPr>
-                  <m:e>
-                    <m:r>
-                      <w:rPr>
-                        <w:rFonts w:ascii="Cambria Math" w:eastAsiaTheme="minorEastAsia" w:hAnsi="Cambria Math" w:cstheme="minorHAnsi"/>
-                        <w:lang w:val="en-US"/>
-                      </w:rPr>
-                      <m:t>k</m:t>
-                    </m:r>
-                  </m:e>
-                  <m:sub>
-                    <m:r>
-                      <w:rPr>
-                        <w:rFonts w:ascii="Cambria Math" w:eastAsiaTheme="minorEastAsia" w:hAnsi="Cambria Math" w:cstheme="minorHAnsi"/>
-                        <w:lang w:val="en-US"/>
-                      </w:rPr>
-                      <m:t>3</m:t>
-                    </m:r>
-                  </m:sub>
-                </m:sSub>
-              </m:sub>
-            </m:sSub>
-            <m:r>
-              <w:rPr>
-                <w:rFonts w:ascii="Cambria Math" w:eastAsiaTheme="minorEastAsia" w:hAnsi="Cambria Math" w:cstheme="minorHAnsi"/>
-                <w:lang w:val="en-US"/>
-              </w:rPr>
-              <m:t>,…,</m:t>
-            </m:r>
-            <m:sSub>
-              <m:sSubPr>
-                <m:ctrlPr>
-                  <w:rPr>
-                    <w:rFonts w:ascii="Cambria Math" w:eastAsiaTheme="minorEastAsia" w:hAnsi="Cambria Math" w:cstheme="minorHAnsi"/>
-                    <w:i/>
-                    <w:lang w:val="en-US"/>
-                  </w:rPr>
-                </m:ctrlPr>
-              </m:sSubPr>
-              <m:e>
-                <m:r>
-                  <w:rPr>
-                    <w:rFonts w:ascii="Cambria Math" w:eastAsiaTheme="minorEastAsia" w:hAnsi="Cambria Math" w:cstheme="minorHAnsi"/>
-                    <w:lang w:val="en-US"/>
-                  </w:rPr>
-                  <m:t>c</m:t>
-                </m:r>
-              </m:e>
-              <m:sub>
-                <m:sSub>
-                  <m:sSubPr>
-                    <m:ctrlPr>
-                      <w:rPr>
-                        <w:rFonts w:ascii="Cambria Math" w:eastAsiaTheme="minorEastAsia" w:hAnsi="Cambria Math" w:cstheme="minorHAnsi"/>
-                        <w:i/>
-                        <w:lang w:val="en-US"/>
-                      </w:rPr>
-                    </m:ctrlPr>
-                  </m:sSubPr>
-                  <m:e>
-                    <m:r>
-                      <w:rPr>
-                        <w:rFonts w:ascii="Cambria Math" w:eastAsiaTheme="minorEastAsia" w:hAnsi="Cambria Math" w:cstheme="minorHAnsi"/>
-                        <w:lang w:val="en-US"/>
-                      </w:rPr>
-                      <m:t>k</m:t>
-                    </m:r>
-                  </m:e>
-                  <m:sub>
-                    <m:r>
-                      <w:rPr>
-                        <w:rFonts w:ascii="Cambria Math" w:eastAsiaTheme="minorEastAsia" w:hAnsi="Cambria Math" w:cstheme="minorHAnsi"/>
-                        <w:lang w:val="en-US"/>
-                      </w:rPr>
-                      <m:t>i</m:t>
-                    </m:r>
-                  </m:sub>
-                </m:sSub>
-              </m:sub>
-            </m:sSub>
-          </m:e>
-        </m:d>
-      </m:oMath>
-      <w:r>
-        <w:rPr>
-          <w:rFonts w:eastAsiaTheme="minorEastAsia" w:cstheme="minorHAnsi"/>
-          <w:lang w:val="en-US"/>
-        </w:rPr>
-        <w:t xml:space="preserve"> là một dãy Palindrome và tổng </w:t>
-      </w:r>
-      <m:oMath>
-        <m:sSub>
-          <m:sSubPr>
-            <m:ctrlPr>
-              <w:rPr>
-                <w:rFonts w:ascii="Cambria Math" w:eastAsiaTheme="minorEastAsia" w:hAnsi="Cambria Math" w:cstheme="minorHAnsi"/>
-                <w:i/>
-                <w:lang w:val="en-US"/>
-              </w:rPr>
-            </m:ctrlPr>
-          </m:sSubPr>
-          <m:e>
-            <m:r>
-              <w:rPr>
-                <w:rFonts w:ascii="Cambria Math" w:eastAsiaTheme="minorEastAsia" w:hAnsi="Cambria Math" w:cstheme="minorHAnsi"/>
-                <w:lang w:val="en-US"/>
-              </w:rPr>
-              <m:t>s</m:t>
-            </m:r>
-          </m:e>
-          <m:sub>
-            <m:sSub>
-              <m:sSubPr>
-                <m:ctrlPr>
-                  <w:rPr>
-                    <w:rFonts w:ascii="Cambria Math" w:eastAsiaTheme="minorEastAsia" w:hAnsi="Cambria Math" w:cstheme="minorHAnsi"/>
-                    <w:i/>
-                    <w:lang w:val="en-US"/>
-                  </w:rPr>
-                </m:ctrlPr>
-              </m:sSubPr>
-              <m:e>
-                <m:r>
-                  <w:rPr>
-                    <w:rFonts w:ascii="Cambria Math" w:eastAsiaTheme="minorEastAsia" w:hAnsi="Cambria Math" w:cstheme="minorHAnsi"/>
-                    <w:lang w:val="en-US"/>
-                  </w:rPr>
-                  <m:t>k</m:t>
-                </m:r>
-              </m:e>
-              <m:sub>
-                <m:r>
-                  <w:rPr>
-                    <w:rFonts w:ascii="Cambria Math" w:eastAsiaTheme="minorEastAsia" w:hAnsi="Cambria Math" w:cstheme="minorHAnsi"/>
-                    <w:lang w:val="en-US"/>
-                  </w:rPr>
-                  <m:t>1</m:t>
-                </m:r>
-              </m:sub>
-            </m:sSub>
           </m:sub>
         </m:sSub>
         <m:r>
@@ -516,7 +258,7 @@
             <w:rFonts w:ascii="Cambria Math" w:eastAsiaTheme="minorEastAsia" w:hAnsi="Cambria Math" w:cstheme="minorHAnsi"/>
             <w:lang w:val="en-US"/>
           </w:rPr>
-          <m:t>+</m:t>
+          <m:t>=</m:t>
         </m:r>
         <m:sSub>
           <m:sSubPr>
@@ -534,39 +276,17 @@
                 <w:rFonts w:ascii="Cambria Math" w:eastAsiaTheme="minorEastAsia" w:hAnsi="Cambria Math" w:cstheme="minorHAnsi"/>
                 <w:lang w:val="en-US"/>
               </w:rPr>
-              <m:t>s</m:t>
+              <m:t>a</m:t>
             </m:r>
           </m:e>
           <m:sub>
-            <m:sSub>
-              <m:sSubPr>
-                <m:ctrlPr>
-                  <w:rPr>
-                    <w:rFonts w:ascii="Cambria Math" w:eastAsiaTheme="minorEastAsia" w:hAnsi="Cambria Math" w:cstheme="minorHAnsi"/>
-                    <w:i/>
-                    <w:lang w:val="en-US"/>
-                  </w:rPr>
-                </m:ctrlPr>
-              </m:sSubPr>
-              <m:e>
-                <m:r>
-                  <w:rPr>
-                    <w:rFonts w:ascii="Cambria Math" w:eastAsiaTheme="minorEastAsia" w:hAnsi="Cambria Math" w:cstheme="minorHAnsi"/>
-                    <w:lang w:val="en-US"/>
-                  </w:rPr>
-                  <m:t>k</m:t>
-                </m:r>
-              </m:e>
-              <m:sub>
-                <m:r>
-                  <w:rPr>
-                    <w:rFonts w:ascii="Cambria Math" w:eastAsiaTheme="minorEastAsia" w:hAnsi="Cambria Math" w:cstheme="minorHAnsi"/>
-                    <w:lang w:val="en-US"/>
-                  </w:rPr>
-                  <m:t>2</m:t>
-                </m:r>
-              </m:sub>
-            </m:sSub>
+            <m:r>
+              <w:rPr>
+                <w:rFonts w:ascii="Cambria Math" w:eastAsiaTheme="minorEastAsia" w:hAnsi="Cambria Math" w:cstheme="minorHAnsi"/>
+                <w:lang w:val="en-US"/>
+              </w:rPr>
+              <m:t>r</m:t>
+            </m:r>
           </m:sub>
         </m:sSub>
         <m:r>
@@ -574,10 +294,46 @@
             <w:rFonts w:ascii="Cambria Math" w:eastAsiaTheme="minorEastAsia" w:hAnsi="Cambria Math" w:cstheme="minorHAnsi"/>
             <w:lang w:val="en-US"/>
           </w:rPr>
-          <m:t>+</m:t>
+          <m:t>=r-l+1</m:t>
         </m:r>
-        <m:sSub>
-          <m:sSubPr>
+      </m:oMath>
+      <w:r>
+        <w:rPr>
+          <w:rFonts w:eastAsiaTheme="minorEastAsia" w:cstheme="minorHAnsi"/>
+          <w:lang w:val="en-US"/>
+        </w:rPr>
+        <w:t>.</w:t>
+      </w:r>
+    </w:p>
+    <w:p>
+      <w:pPr>
+        <w:rPr>
+          <w:rFonts w:eastAsiaTheme="minorEastAsia" w:cstheme="minorHAnsi"/>
+          <w:i/>
+          <w:lang w:val="en-US"/>
+        </w:rPr>
+      </w:pPr>
+      <w:r>
+        <w:rPr>
+          <w:rFonts w:eastAsiaTheme="minorEastAsia" w:cstheme="minorHAnsi"/>
+          <w:b/>
+          <w:bCs/>
+          <w:lang w:val="en-US"/>
+        </w:rPr>
+        <w:t>Ví dụ</w:t>
+      </w:r>
+      <w:r>
+        <w:rPr>
+          <w:rFonts w:eastAsiaTheme="minorEastAsia" w:cstheme="minorHAnsi"/>
+          <w:lang w:val="en-US"/>
+        </w:rPr>
+        <w:t xml:space="preserve"> : </w:t>
+      </w:r>
+      <m:oMath>
+        <m:d>
+          <m:dPr>
+            <m:begChr m:val="["/>
+            <m:endChr m:val="]"/>
             <m:ctrlPr>
               <w:rPr>
                 <w:rFonts w:ascii="Cambria Math" w:eastAsiaTheme="minorEastAsia" w:hAnsi="Cambria Math" w:cstheme="minorHAnsi"/>
@@ -585,57 +341,28 @@
                 <w:lang w:val="en-US"/>
               </w:rPr>
             </m:ctrlPr>
-          </m:sSubPr>
+          </m:dPr>
           <m:e>
             <m:r>
               <w:rPr>
                 <w:rFonts w:ascii="Cambria Math" w:eastAsiaTheme="minorEastAsia" w:hAnsi="Cambria Math" w:cstheme="minorHAnsi"/>
                 <w:lang w:val="en-US"/>
               </w:rPr>
-              <m:t>s</m:t>
+              <m:t>3,4,3</m:t>
             </m:r>
           </m:e>
-          <m:sub>
-            <m:sSub>
-              <m:sSubPr>
-                <m:ctrlPr>
-                  <w:rPr>
-                    <w:rFonts w:ascii="Cambria Math" w:eastAsiaTheme="minorEastAsia" w:hAnsi="Cambria Math" w:cstheme="minorHAnsi"/>
-                    <w:i/>
-                    <w:lang w:val="en-US"/>
-                  </w:rPr>
-                </m:ctrlPr>
-              </m:sSubPr>
-              <m:e>
-                <m:r>
-                  <w:rPr>
-                    <w:rFonts w:ascii="Cambria Math" w:eastAsiaTheme="minorEastAsia" w:hAnsi="Cambria Math" w:cstheme="minorHAnsi"/>
-                    <w:lang w:val="en-US"/>
-                  </w:rPr>
-                  <m:t>k</m:t>
-                </m:r>
-              </m:e>
-              <m:sub>
-                <m:r>
-                  <w:rPr>
-                    <w:rFonts w:ascii="Cambria Math" w:eastAsiaTheme="minorEastAsia" w:hAnsi="Cambria Math" w:cstheme="minorHAnsi"/>
-                    <w:lang w:val="en-US"/>
-                  </w:rPr>
-                  <m:t>3</m:t>
-                </m:r>
-              </m:sub>
-            </m:sSub>
-          </m:sub>
-        </m:sSub>
+        </m:d>
         <m:r>
           <w:rPr>
             <w:rFonts w:ascii="Cambria Math" w:eastAsiaTheme="minorEastAsia" w:hAnsi="Cambria Math" w:cstheme="minorHAnsi"/>
             <w:lang w:val="en-US"/>
           </w:rPr>
-          <m:t>+…+</m:t>
+          <m:t>;</m:t>
         </m:r>
-        <m:sSub>
-          <m:sSubPr>
+        <m:d>
+          <m:dPr>
+            <m:begChr m:val="["/>
+            <m:endChr m:val="]"/>
             <m:ctrlPr>
               <w:rPr>
                 <w:rFonts w:ascii="Cambria Math" w:eastAsiaTheme="minorEastAsia" w:hAnsi="Cambria Math" w:cstheme="minorHAnsi"/>
@@ -643,234 +370,149 @@
                 <w:lang w:val="en-US"/>
               </w:rPr>
             </m:ctrlPr>
-          </m:sSubPr>
+          </m:dPr>
           <m:e>
             <m:r>
               <w:rPr>
                 <w:rFonts w:ascii="Cambria Math" w:eastAsiaTheme="minorEastAsia" w:hAnsi="Cambria Math" w:cstheme="minorHAnsi"/>
                 <w:lang w:val="en-US"/>
               </w:rPr>
-              <m:t>s</m:t>
+              <m:t>2,2</m:t>
             </m:r>
           </m:e>
-          <m:sub>
-            <m:sSub>
-              <m:sSubPr>
-                <m:ctrlPr>
-                  <w:rPr>
-                    <w:rFonts w:ascii="Cambria Math" w:eastAsiaTheme="minorEastAsia" w:hAnsi="Cambria Math" w:cstheme="minorHAnsi"/>
-                    <w:i/>
-                    <w:lang w:val="en-US"/>
-                  </w:rPr>
-                </m:ctrlPr>
-              </m:sSubPr>
-              <m:e>
-                <m:r>
-                  <w:rPr>
-                    <w:rFonts w:ascii="Cambria Math" w:eastAsiaTheme="minorEastAsia" w:hAnsi="Cambria Math" w:cstheme="minorHAnsi"/>
-                    <w:lang w:val="en-US"/>
-                  </w:rPr>
-                  <m:t>k</m:t>
-                </m:r>
-              </m:e>
-              <m:sub>
-                <m:r>
-                  <w:rPr>
-                    <w:rFonts w:ascii="Cambria Math" w:eastAsiaTheme="minorEastAsia" w:hAnsi="Cambria Math" w:cstheme="minorHAnsi"/>
-                    <w:lang w:val="en-US"/>
-                  </w:rPr>
-                  <m:t>i</m:t>
-                </m:r>
-              </m:sub>
-            </m:sSub>
-          </m:sub>
-        </m:sSub>
+        </m:d>
+        <m:r>
+          <w:rPr>
+            <w:rFonts w:ascii="Cambria Math" w:eastAsiaTheme="minorEastAsia" w:hAnsi="Cambria Math" w:cstheme="minorHAnsi"/>
+            <w:lang w:val="en-US"/>
+          </w:rPr>
+          <m:t>;[4,1,2,4]</m:t>
+        </m:r>
       </m:oMath>
       <w:r>
         <w:rPr>
           <w:rFonts w:eastAsiaTheme="minorEastAsia" w:cstheme="minorHAnsi"/>
           <w:lang w:val="en-US"/>
         </w:rPr>
-        <w:t xml:space="preserve"> là lớn nhất.</w:t>
+        <w:t xml:space="preserve"> gọi là đoạn được bảo vệ còn </w:t>
       </w:r>
-    </w:p>
-    <w:p>
-      <w:pPr>
-        <w:rPr>
-          <w:rFonts w:eastAsiaTheme="minorEastAsia" w:cstheme="minorHAnsi"/>
-          <w:lang w:val="en-US"/>
-        </w:rPr>
-      </w:pPr>
+      <m:oMath>
+        <m:d>
+          <m:dPr>
+            <m:begChr m:val="["/>
+            <m:endChr m:val="]"/>
+            <m:ctrlPr>
+              <w:rPr>
+                <w:rFonts w:ascii="Cambria Math" w:eastAsiaTheme="minorEastAsia" w:hAnsi="Cambria Math" w:cstheme="minorHAnsi"/>
+                <w:i/>
+                <w:lang w:val="en-US"/>
+              </w:rPr>
+            </m:ctrlPr>
+          </m:dPr>
+          <m:e>
+            <m:r>
+              <w:rPr>
+                <w:rFonts w:ascii="Cambria Math" w:eastAsiaTheme="minorEastAsia" w:hAnsi="Cambria Math" w:cstheme="minorHAnsi"/>
+                <w:lang w:val="en-US"/>
+              </w:rPr>
+              <m:t>1,1</m:t>
+            </m:r>
+          </m:e>
+        </m:d>
+        <m:r>
+          <w:rPr>
+            <w:rFonts w:ascii="Cambria Math" w:eastAsiaTheme="minorEastAsia" w:hAnsi="Cambria Math" w:cstheme="minorHAnsi"/>
+            <w:lang w:val="en-US"/>
+          </w:rPr>
+          <m:t>;</m:t>
+        </m:r>
+        <m:d>
+          <m:dPr>
+            <m:begChr m:val="["/>
+            <m:endChr m:val="]"/>
+            <m:ctrlPr>
+              <w:rPr>
+                <w:rFonts w:ascii="Cambria Math" w:eastAsiaTheme="minorEastAsia" w:hAnsi="Cambria Math" w:cstheme="minorHAnsi"/>
+                <w:i/>
+                <w:lang w:val="en-US"/>
+              </w:rPr>
+            </m:ctrlPr>
+          </m:dPr>
+          <m:e>
+            <m:r>
+              <w:rPr>
+                <w:rFonts w:ascii="Cambria Math" w:eastAsiaTheme="minorEastAsia" w:hAnsi="Cambria Math" w:cstheme="minorHAnsi"/>
+                <w:lang w:val="en-US"/>
+              </w:rPr>
+              <m:t>3,3,1</m:t>
+            </m:r>
+          </m:e>
+        </m:d>
+        <m:r>
+          <w:rPr>
+            <w:rFonts w:ascii="Cambria Math" w:eastAsiaTheme="minorEastAsia" w:hAnsi="Cambria Math" w:cstheme="minorHAnsi"/>
+            <w:lang w:val="en-US"/>
+          </w:rPr>
+          <m:t>;[1,2,3]</m:t>
+        </m:r>
+      </m:oMath>
       <w:r>
         <w:rPr>
           <w:rFonts w:eastAsiaTheme="minorEastAsia" w:cstheme="minorHAnsi"/>
           <w:lang w:val="en-US"/>
         </w:rPr>
-        <w:t>Định nghĩa lại dãy Palindrome cho những người noob như imxpdude :</w:t>
+        <w:t xml:space="preserve"> thì không.</w:t>
       </w:r>
     </w:p>
     <w:p>
       <w:pPr>
-        <w:pStyle w:val="ListParagraph"/>
-        <w:numPr>
-          <w:ilvl w:val="0"/>
-          <w:numId w:val="30"/>
-        </w:numPr>
         <w:rPr>
-          <w:rFonts w:cstheme="minorHAnsi"/>
-          <w:i/>
+          <w:rFonts w:eastAsiaTheme="minorEastAsia" w:cstheme="minorHAnsi"/>
+          <w:lang w:val="en-US"/>
         </w:rPr>
       </w:pPr>
       <w:r>
         <w:rPr>
-          <w:rFonts w:cstheme="minorHAnsi"/>
-          <w:iCs/>
+          <w:rFonts w:eastAsiaTheme="minorEastAsia" w:cstheme="minorHAnsi"/>
+          <w:b/>
+          <w:bCs/>
+          <w:lang w:val="en-US"/>
         </w:rPr>
-        <w:t>Dãy Palindrome là dãy khi đọc từ trái sang phải giống với đọc từ phải sang trái</w:t>
-      </w:r>
-    </w:p>
-    <w:p>
-      <w:pPr>
-        <w:pStyle w:val="ListParagraph"/>
-        <w:numPr>
-          <w:ilvl w:val="0"/>
-          <w:numId w:val="30"/>
-        </w:numPr>
-        <w:rPr>
-          <w:rFonts w:cstheme="minorHAnsi"/>
-          <w:i/>
-        </w:rPr>
-      </w:pPr>
-      <w:r>
-        <w:rPr>
-          <w:rFonts w:cstheme="minorHAnsi"/>
-          <w:iCs/>
-        </w:rPr>
-        <w:t xml:space="preserve">Cụ thể, </w:t>
+        <w:t>Yêu cầu</w:t>
       </w:r>
       <w:r>
         <w:rPr>
           <w:rFonts w:eastAsiaTheme="minorEastAsia" w:cstheme="minorHAnsi"/>
-          <w:iCs/>
+          <w:lang w:val="en-US"/>
         </w:rPr>
-        <w:t xml:space="preserve">dãy </w:t>
+        <w:t xml:space="preserve"> : </w:t>
       </w:r>
-      <m:oMath>
-        <m:r>
-          <w:rPr>
-            <w:rFonts w:ascii="Cambria Math" w:hAnsi="Cambria Math" w:cstheme="minorHAnsi"/>
-          </w:rPr>
-          <m:t>a</m:t>
-        </m:r>
-      </m:oMath>
       <w:r>
         <w:rPr>
           <w:rFonts w:eastAsiaTheme="minorEastAsia" w:cstheme="minorHAnsi"/>
-          <w:iCs/>
+          <w:lang w:val="en-US"/>
         </w:rPr>
-        <w:t xml:space="preserve"> độ dài </w:t>
+        <w:t xml:space="preserve">Hãy bỏ đi </w:t>
       </w:r>
-      <m:oMath>
-        <m:r>
-          <w:rPr>
-            <w:rFonts w:ascii="Cambria Math" w:eastAsiaTheme="minorEastAsia" w:hAnsi="Cambria Math" w:cstheme="minorHAnsi"/>
-          </w:rPr>
-          <m:t>n</m:t>
-        </m:r>
-      </m:oMath>
       <w:r>
         <w:rPr>
           <w:rFonts w:eastAsiaTheme="minorEastAsia" w:cstheme="minorHAnsi"/>
-          <w:iCs/>
+          <w:lang w:val="en-US"/>
         </w:rPr>
-        <w:t xml:space="preserve"> được gọi là dãy Palindrome khi </w:t>
+        <w:t>ít nhất số phần tử</w:t>
       </w:r>
-      <m:oMath>
-        <m:sSub>
-          <m:sSubPr>
-            <m:ctrlPr>
-              <w:rPr>
-                <w:rFonts w:ascii="Cambria Math" w:eastAsiaTheme="minorEastAsia" w:hAnsi="Cambria Math" w:cstheme="minorHAnsi"/>
-                <w:i/>
-              </w:rPr>
-            </m:ctrlPr>
-          </m:sSubPr>
-          <m:e>
-            <m:r>
-              <w:rPr>
-                <w:rFonts w:ascii="Cambria Math" w:eastAsiaTheme="minorEastAsia" w:hAnsi="Cambria Math" w:cstheme="minorHAnsi"/>
-              </w:rPr>
-              <m:t>a</m:t>
-            </m:r>
-          </m:e>
-          <m:sub>
-            <m:r>
-              <w:rPr>
-                <w:rFonts w:ascii="Cambria Math" w:eastAsiaTheme="minorEastAsia" w:hAnsi="Cambria Math" w:cstheme="minorHAnsi"/>
-              </w:rPr>
-              <m:t>i</m:t>
-            </m:r>
-          </m:sub>
-        </m:sSub>
-        <m:r>
-          <w:rPr>
-            <w:rFonts w:ascii="Cambria Math" w:eastAsiaTheme="minorEastAsia" w:hAnsi="Cambria Math" w:cstheme="minorHAnsi"/>
-          </w:rPr>
-          <m:t>=</m:t>
-        </m:r>
-        <m:sSub>
-          <m:sSubPr>
-            <m:ctrlPr>
-              <w:rPr>
-                <w:rFonts w:ascii="Cambria Math" w:eastAsiaTheme="minorEastAsia" w:hAnsi="Cambria Math" w:cstheme="minorHAnsi"/>
-                <w:i/>
-              </w:rPr>
-            </m:ctrlPr>
-          </m:sSubPr>
-          <m:e>
-            <m:r>
-              <w:rPr>
-                <w:rFonts w:ascii="Cambria Math" w:eastAsiaTheme="minorEastAsia" w:hAnsi="Cambria Math" w:cstheme="minorHAnsi"/>
-              </w:rPr>
-              <m:t>a</m:t>
-            </m:r>
-          </m:e>
-          <m:sub>
-            <m:r>
-              <w:rPr>
-                <w:rFonts w:ascii="Cambria Math" w:eastAsiaTheme="minorEastAsia" w:hAnsi="Cambria Math" w:cstheme="minorHAnsi"/>
-              </w:rPr>
-              <m:t>n-i+1</m:t>
-            </m:r>
-          </m:sub>
-        </m:sSub>
-      </m:oMath>
       <w:r>
         <w:rPr>
           <w:rFonts w:eastAsiaTheme="minorEastAsia" w:cstheme="minorHAnsi"/>
+          <w:lang w:val="en-US"/>
         </w:rPr>
-        <w:t xml:space="preserve"> thỏa mãn với mọi </w:t>
-      </w:r>
-      <m:oMath>
-        <m:r>
-          <w:rPr>
-            <w:rFonts w:ascii="Cambria Math" w:eastAsiaTheme="minorEastAsia" w:hAnsi="Cambria Math" w:cstheme="minorHAnsi"/>
-          </w:rPr>
-          <m:t>1≤i≤n</m:t>
-        </m:r>
-      </m:oMath>
-      <w:r>
-        <w:rPr>
-          <w:rFonts w:eastAsiaTheme="minorEastAsia" w:cstheme="minorHAnsi"/>
-        </w:rPr>
-        <w:t>.</w:t>
+        <w:t xml:space="preserve"> (hoặc không) và các phần tử còn lại được nối tiếp vào với nhau sao cho có thể chia dãy ra thành một hoặc nhiều đoạn được bảo vệ mà mỗi phần tử trong dãy thuộc đúng 01 đoạn.</w:t>
       </w:r>
     </w:p>
     <w:p>
       <w:pPr>
         <w:rPr>
-          <w:rFonts w:cstheme="minorHAnsi"/>
-          <w:i/>
+          <w:rFonts w:eastAsiaTheme="minorEastAsia" w:cstheme="minorHAnsi"/>
           <w:lang w:val="en-US"/>
         </w:rPr>
       </w:pPr>
@@ -891,17 +533,95 @@
           <w:numId w:val="6"/>
         </w:numPr>
         <w:rPr>
+          <w:rFonts w:eastAsiaTheme="minorEastAsia"/>
           <w:b/>
           <w:bCs/>
         </w:rPr>
       </w:pPr>
       <w:r>
-        <w:t xml:space="preserve">Dòng đầu tiên </w:t>
+        <w:t xml:space="preserve">Dòng đầu </w:t>
       </w:r>
       <w:r>
-        <w:t>gồm số nguyên dương</w:t>
+        <w:t xml:space="preserve">tiên </w:t>
       </w:r>
       <w:r>
+        <w:t xml:space="preserve">gồm số nguyên dương </w:t>
+      </w:r>
+      <m:oMath>
+        <m:r>
+          <w:rPr>
+            <w:rFonts w:ascii="Cambria Math" w:hAnsi="Cambria Math"/>
+          </w:rPr>
+          <m:t>n</m:t>
+        </m:r>
+        <m:r>
+          <w:rPr>
+            <w:rFonts w:ascii="Cambria Math" w:eastAsiaTheme="minorEastAsia" w:hAnsi="Cambria Math"/>
+          </w:rPr>
+          <m:t xml:space="preserve"> (n≤</m:t>
+        </m:r>
+        <m:r>
+          <w:rPr>
+            <w:rFonts w:ascii="Cambria Math" w:eastAsiaTheme="minorEastAsia" w:hAnsi="Cambria Math"/>
+          </w:rPr>
+          <m:t>2*</m:t>
+        </m:r>
+        <m:sSup>
+          <m:sSupPr>
+            <m:ctrlPr>
+              <w:rPr>
+                <w:rFonts w:ascii="Cambria Math" w:eastAsiaTheme="minorEastAsia" w:hAnsi="Cambria Math"/>
+                <w:i/>
+              </w:rPr>
+            </m:ctrlPr>
+          </m:sSupPr>
+          <m:e>
+            <m:r>
+              <w:rPr>
+                <w:rFonts w:ascii="Cambria Math" w:eastAsiaTheme="minorEastAsia" w:hAnsi="Cambria Math"/>
+              </w:rPr>
+              <m:t>10</m:t>
+            </m:r>
+          </m:e>
+          <m:sup>
+            <m:r>
+              <w:rPr>
+                <w:rFonts w:ascii="Cambria Math" w:eastAsiaTheme="minorEastAsia" w:hAnsi="Cambria Math"/>
+              </w:rPr>
+              <m:t>5</m:t>
+            </m:r>
+          </m:sup>
+        </m:sSup>
+        <m:r>
+          <w:rPr>
+            <w:rFonts w:ascii="Cambria Math" w:eastAsiaTheme="minorEastAsia" w:hAnsi="Cambria Math"/>
+          </w:rPr>
+          <m:t>)</m:t>
+        </m:r>
+      </m:oMath>
+    </w:p>
+    <w:p>
+      <w:pPr>
+        <w:pStyle w:val="ListParagraph"/>
+        <w:numPr>
+          <w:ilvl w:val="0"/>
+          <w:numId w:val="6"/>
+        </w:numPr>
+        <w:rPr>
+          <w:rFonts w:eastAsiaTheme="minorEastAsia" w:cstheme="minorHAnsi"/>
+          <w:i/>
+        </w:rPr>
+      </w:pPr>
+      <w:r>
+        <w:rPr>
+          <w:rFonts w:eastAsiaTheme="minorEastAsia"/>
+        </w:rPr>
+        <w:t>Dòng thứ hai gồm</w:t>
+      </w:r>
+      <w:r>
+        <w:rPr>
+          <w:rFonts w:eastAsiaTheme="minorEastAsia"/>
+        </w:rPr>
         <w:t xml:space="preserve"> </w:t>
       </w:r>
       <m:oMath>
@@ -909,75 +629,33 @@
           <w:rPr>
             <w:rFonts w:ascii="Cambria Math" w:hAnsi="Cambria Math"/>
           </w:rPr>
-          <m:t>N</m:t>
+          <m:t>n</m:t>
         </m:r>
       </m:oMath>
       <w:r>
         <w:rPr>
           <w:rFonts w:eastAsiaTheme="minorEastAsia"/>
         </w:rPr>
-        <w:t xml:space="preserve"> </w:t>
+        <w:t xml:space="preserve"> số nguyên</w:t>
       </w:r>
-      <w:r>
-        <w:t>(</w:t>
-      </w:r>
-      <m:oMath>
-        <m:r>
-          <w:rPr>
-            <w:rFonts w:ascii="Cambria Math" w:hAnsi="Cambria Math"/>
-          </w:rPr>
-          <m:t>N</m:t>
-        </m:r>
-        <m:r>
-          <w:rPr>
-            <w:rFonts w:ascii="Cambria Math" w:eastAsiaTheme="minorEastAsia" w:hAnsi="Cambria Math"/>
-          </w:rPr>
-          <m:t>≤5000)</m:t>
-        </m:r>
-      </m:oMath>
-    </w:p>
-    <w:p>
-      <w:pPr>
-        <w:pStyle w:val="ListParagraph"/>
-        <w:numPr>
-          <w:ilvl w:val="0"/>
-          <w:numId w:val="6"/>
-        </w:numPr>
-      </w:pPr>
       <w:r>
         <w:rPr>
           <w:rFonts w:eastAsiaTheme="minorEastAsia"/>
         </w:rPr>
-        <w:t xml:space="preserve">Dòng thứ hai gồm </w:t>
-      </w:r>
-      <m:oMath>
-        <m:r>
-          <w:rPr>
-            <w:rFonts w:ascii="Cambria Math" w:hAnsi="Cambria Math"/>
-          </w:rPr>
-          <m:t>N</m:t>
-        </m:r>
-      </m:oMath>
-      <w:r>
-        <w:rPr>
-          <w:rFonts w:eastAsiaTheme="minorEastAsia" w:cstheme="minorHAnsi"/>
-          <w:lang w:val="en"/>
-        </w:rPr>
-        <w:t xml:space="preserve"> </w:t>
+        <w:t xml:space="preserve"> dương</w:t>
       </w:r>
       <w:r>
         <w:rPr>
-          <w:rFonts w:eastAsiaTheme="minorEastAsia" w:cstheme="minorHAnsi"/>
-          <w:lang w:val="en"/>
+          <w:rFonts w:eastAsiaTheme="minorEastAsia"/>
         </w:rPr>
-        <w:t xml:space="preserve">số nguyên dương </w:t>
+        <w:t xml:space="preserve"> </w:t>
       </w:r>
       <m:oMath>
         <m:sSub>
           <m:sSubPr>
             <m:ctrlPr>
               <w:rPr>
-                <w:rFonts w:ascii="Cambria Math" w:eastAsiaTheme="minorEastAsia" w:hAnsi="Cambria Math" w:cstheme="minorHAnsi"/>
+                <w:rFonts w:ascii="Cambria Math" w:eastAsiaTheme="minorEastAsia" w:hAnsi="Cambria Math"/>
                 <w:i/>
               </w:rPr>
             </m:ctrlPr>
@@ -985,15 +663,15 @@
           <m:e>
             <m:r>
               <w:rPr>
-                <w:rFonts w:ascii="Cambria Math" w:eastAsiaTheme="minorEastAsia" w:hAnsi="Cambria Math" w:cstheme="minorHAnsi"/>
+                <w:rFonts w:ascii="Cambria Math" w:eastAsiaTheme="minorEastAsia" w:hAnsi="Cambria Math"/>
               </w:rPr>
-              <m:t>c</m:t>
+              <m:t>a</m:t>
             </m:r>
           </m:e>
           <m:sub>
             <m:r>
               <w:rPr>
-                <w:rFonts w:ascii="Cambria Math" w:eastAsiaTheme="minorEastAsia" w:hAnsi="Cambria Math" w:cstheme="minorHAnsi"/>
+                <w:rFonts w:ascii="Cambria Math" w:eastAsiaTheme="minorEastAsia" w:hAnsi="Cambria Math"/>
               </w:rPr>
               <m:t>1</m:t>
             </m:r>
@@ -1001,7 +679,7 @@
         </m:sSub>
         <m:r>
           <w:rPr>
-            <w:rFonts w:ascii="Cambria Math" w:eastAsiaTheme="minorEastAsia" w:hAnsi="Cambria Math" w:cstheme="minorHAnsi"/>
+            <w:rFonts w:ascii="Cambria Math" w:eastAsiaTheme="minorEastAsia" w:hAnsi="Cambria Math"/>
           </w:rPr>
           <m:t>,</m:t>
         </m:r>
@@ -1009,7 +687,7 @@
           <m:sSubPr>
             <m:ctrlPr>
               <w:rPr>
-                <w:rFonts w:ascii="Cambria Math" w:eastAsiaTheme="minorEastAsia" w:hAnsi="Cambria Math" w:cstheme="minorHAnsi"/>
+                <w:rFonts w:ascii="Cambria Math" w:eastAsiaTheme="minorEastAsia" w:hAnsi="Cambria Math"/>
                 <w:i/>
               </w:rPr>
             </m:ctrlPr>
@@ -1017,15 +695,15 @@
           <m:e>
             <m:r>
               <w:rPr>
-                <w:rFonts w:ascii="Cambria Math" w:eastAsiaTheme="minorEastAsia" w:hAnsi="Cambria Math" w:cstheme="minorHAnsi"/>
+                <w:rFonts w:ascii="Cambria Math" w:eastAsiaTheme="minorEastAsia" w:hAnsi="Cambria Math"/>
               </w:rPr>
-              <m:t>c</m:t>
+              <m:t>a</m:t>
             </m:r>
           </m:e>
           <m:sub>
             <m:r>
               <w:rPr>
-                <w:rFonts w:ascii="Cambria Math" w:eastAsiaTheme="minorEastAsia" w:hAnsi="Cambria Math" w:cstheme="minorHAnsi"/>
+                <w:rFonts w:ascii="Cambria Math" w:eastAsiaTheme="minorEastAsia" w:hAnsi="Cambria Math"/>
               </w:rPr>
               <m:t>2</m:t>
             </m:r>
@@ -1033,7 +711,7 @@
         </m:sSub>
         <m:r>
           <w:rPr>
-            <w:rFonts w:ascii="Cambria Math" w:eastAsiaTheme="minorEastAsia" w:hAnsi="Cambria Math" w:cstheme="minorHAnsi"/>
+            <w:rFonts w:ascii="Cambria Math" w:eastAsiaTheme="minorEastAsia" w:hAnsi="Cambria Math"/>
           </w:rPr>
           <m:t>,</m:t>
         </m:r>
@@ -1041,7 +719,7 @@
           <m:sSubPr>
             <m:ctrlPr>
               <w:rPr>
-                <w:rFonts w:ascii="Cambria Math" w:eastAsiaTheme="minorEastAsia" w:hAnsi="Cambria Math" w:cstheme="minorHAnsi"/>
+                <w:rFonts w:ascii="Cambria Math" w:eastAsiaTheme="minorEastAsia" w:hAnsi="Cambria Math"/>
                 <w:i/>
               </w:rPr>
             </m:ctrlPr>
@@ -1049,15 +727,15 @@
           <m:e>
             <m:r>
               <w:rPr>
-                <w:rFonts w:ascii="Cambria Math" w:eastAsiaTheme="minorEastAsia" w:hAnsi="Cambria Math" w:cstheme="minorHAnsi"/>
+                <w:rFonts w:ascii="Cambria Math" w:eastAsiaTheme="minorEastAsia" w:hAnsi="Cambria Math"/>
               </w:rPr>
-              <m:t>c</m:t>
+              <m:t>a</m:t>
             </m:r>
           </m:e>
           <m:sub>
             <m:r>
               <w:rPr>
-                <w:rFonts w:ascii="Cambria Math" w:eastAsiaTheme="minorEastAsia" w:hAnsi="Cambria Math" w:cstheme="minorHAnsi"/>
+                <w:rFonts w:ascii="Cambria Math" w:eastAsiaTheme="minorEastAsia" w:hAnsi="Cambria Math"/>
               </w:rPr>
               <m:t>3</m:t>
             </m:r>
@@ -1065,7 +743,7 @@
         </m:sSub>
         <m:r>
           <w:rPr>
-            <w:rFonts w:ascii="Cambria Math" w:eastAsiaTheme="minorEastAsia" w:hAnsi="Cambria Math" w:cstheme="minorHAnsi"/>
+            <w:rFonts w:ascii="Cambria Math" w:eastAsiaTheme="minorEastAsia" w:hAnsi="Cambria Math"/>
           </w:rPr>
           <m:t>,…,</m:t>
         </m:r>
@@ -1073,7 +751,7 @@
           <m:sSubPr>
             <m:ctrlPr>
               <w:rPr>
-                <w:rFonts w:ascii="Cambria Math" w:eastAsiaTheme="minorEastAsia" w:hAnsi="Cambria Math" w:cstheme="minorHAnsi"/>
+                <w:rFonts w:ascii="Cambria Math" w:eastAsiaTheme="minorEastAsia" w:hAnsi="Cambria Math"/>
                 <w:i/>
               </w:rPr>
             </m:ctrlPr>
@@ -1081,15 +759,49 @@
           <m:e>
             <m:r>
               <w:rPr>
-                <w:rFonts w:ascii="Cambria Math" w:eastAsiaTheme="minorEastAsia" w:hAnsi="Cambria Math" w:cstheme="minorHAnsi"/>
+                <w:rFonts w:ascii="Cambria Math" w:eastAsiaTheme="minorEastAsia" w:hAnsi="Cambria Math"/>
               </w:rPr>
-              <m:t>c</m:t>
+              <m:t>a</m:t>
             </m:r>
           </m:e>
           <m:sub>
             <m:r>
               <w:rPr>
-                <w:rFonts w:ascii="Cambria Math" w:eastAsiaTheme="minorEastAsia" w:hAnsi="Cambria Math" w:cstheme="minorHAnsi"/>
+                <w:rFonts w:ascii="Cambria Math" w:eastAsiaTheme="minorEastAsia" w:hAnsi="Cambria Math"/>
+              </w:rPr>
+              <m:t>n</m:t>
+            </m:r>
+          </m:sub>
+        </m:sSub>
+      </m:oMath>
+      <w:r>
+        <w:rPr>
+          <w:rFonts w:eastAsiaTheme="minorEastAsia"/>
+        </w:rPr>
+        <w:t xml:space="preserve"> (</w:t>
+      </w:r>
+      <m:oMath>
+        <m:sSub>
+          <m:sSubPr>
+            <m:ctrlPr>
+              <w:rPr>
+                <w:rFonts w:ascii="Cambria Math" w:eastAsiaTheme="minorEastAsia" w:hAnsi="Cambria Math"/>
+                <w:i/>
+              </w:rPr>
+            </m:ctrlPr>
+          </m:sSubPr>
+          <m:e>
+            <m:r>
+              <w:rPr>
+                <w:rFonts w:ascii="Cambria Math" w:eastAsiaTheme="minorEastAsia" w:hAnsi="Cambria Math"/>
+              </w:rPr>
+              <m:t>a</m:t>
+            </m:r>
+          </m:e>
+          <m:sub>
+            <m:r>
+              <w:rPr>
+                <w:rFonts w:ascii="Cambria Math" w:eastAsiaTheme="minorEastAsia" w:hAnsi="Cambria Math"/>
               </w:rPr>
               <m:t>i</m:t>
             </m:r>
@@ -1097,295 +809,13 @@
         </m:sSub>
         <m:r>
           <w:rPr>
-            <w:rFonts w:ascii="Cambria Math" w:eastAsiaTheme="minorEastAsia" w:hAnsi="Cambria Math" w:cstheme="minorHAnsi"/>
+            <w:rFonts w:ascii="Cambria Math" w:eastAsiaTheme="minorEastAsia" w:hAnsi="Cambria Math"/>
           </w:rPr>
-          <m:t xml:space="preserve"> (</m:t>
+          <m:t>≤n</m:t>
         </m:r>
-        <m:sSub>
-          <m:sSubPr>
-            <m:ctrlPr>
-              <w:rPr>
-                <w:rFonts w:ascii="Cambria Math" w:eastAsiaTheme="minorEastAsia" w:hAnsi="Cambria Math" w:cstheme="minorHAnsi"/>
-                <w:i/>
-              </w:rPr>
-            </m:ctrlPr>
-          </m:sSubPr>
-          <m:e>
-            <m:r>
-              <w:rPr>
-                <w:rFonts w:ascii="Cambria Math" w:eastAsiaTheme="minorEastAsia" w:hAnsi="Cambria Math" w:cstheme="minorHAnsi"/>
-              </w:rPr>
-              <m:t>c</m:t>
-            </m:r>
-          </m:e>
-          <m:sub>
-            <m:r>
-              <w:rPr>
-                <w:rFonts w:ascii="Cambria Math" w:eastAsiaTheme="minorEastAsia" w:hAnsi="Cambria Math" w:cstheme="minorHAnsi"/>
-              </w:rPr>
-              <m:t>i</m:t>
-            </m:r>
-          </m:sub>
-        </m:sSub>
-        <m:r>
-          <w:rPr>
-            <w:rFonts w:ascii="Cambria Math" w:eastAsiaTheme="minorEastAsia" w:hAnsi="Cambria Math" w:cstheme="minorHAnsi"/>
-          </w:rPr>
-          <m:t>≤</m:t>
-        </m:r>
-        <m:sSup>
-          <m:sSupPr>
-            <m:ctrlPr>
-              <w:rPr>
-                <w:rFonts w:ascii="Cambria Math" w:eastAsiaTheme="minorEastAsia" w:hAnsi="Cambria Math" w:cstheme="minorHAnsi"/>
-                <w:i/>
-              </w:rPr>
-            </m:ctrlPr>
-          </m:sSupPr>
-          <m:e>
-            <m:r>
-              <w:rPr>
-                <w:rFonts w:ascii="Cambria Math" w:eastAsiaTheme="minorEastAsia" w:hAnsi="Cambria Math" w:cstheme="minorHAnsi"/>
-              </w:rPr>
-              <m:t>10</m:t>
-            </m:r>
-          </m:e>
-          <m:sup>
-            <m:r>
-              <w:rPr>
-                <w:rFonts w:ascii="Cambria Math" w:eastAsiaTheme="minorEastAsia" w:hAnsi="Cambria Math" w:cstheme="minorHAnsi"/>
-              </w:rPr>
-              <m:t>9</m:t>
-            </m:r>
-          </m:sup>
-        </m:sSup>
-        <m:r>
-          <w:rPr>
-            <w:rFonts w:ascii="Cambria Math" w:eastAsiaTheme="minorEastAsia" w:hAnsi="Cambria Math" w:cstheme="minorHAnsi"/>
-          </w:rPr>
-          <m:t>)</m:t>
-        </m:r>
-      </m:oMath>
-    </w:p>
-    <w:p>
-      <w:pPr>
-        <w:pStyle w:val="ListParagraph"/>
-        <w:numPr>
-          <w:ilvl w:val="0"/>
-          <w:numId w:val="6"/>
-        </w:numPr>
-      </w:pPr>
-      <w:r>
-        <w:rPr>
-          <w:rFonts w:eastAsiaTheme="minorEastAsia"/>
-        </w:rPr>
-        <w:t xml:space="preserve">Dòng thứ ba gồm </w:t>
-      </w:r>
-      <m:oMath>
         <m:r>
           <w:rPr>
             <w:rFonts w:ascii="Cambria Math" w:hAnsi="Cambria Math"/>
-          </w:rPr>
-          <m:t>N</m:t>
-        </m:r>
-      </m:oMath>
-      <w:r>
-        <w:rPr>
-          <w:rFonts w:eastAsiaTheme="minorEastAsia" w:cstheme="minorHAnsi"/>
-          <w:lang w:val="en"/>
-        </w:rPr>
-        <w:t xml:space="preserve"> số nguyên dương </w:t>
-      </w:r>
-      <m:oMath>
-        <m:sSub>
-          <m:sSubPr>
-            <m:ctrlPr>
-              <w:rPr>
-                <w:rFonts w:ascii="Cambria Math" w:eastAsiaTheme="minorEastAsia" w:hAnsi="Cambria Math" w:cstheme="minorHAnsi"/>
-                <w:i/>
-              </w:rPr>
-            </m:ctrlPr>
-          </m:sSubPr>
-          <m:e>
-            <m:r>
-              <w:rPr>
-                <w:rFonts w:ascii="Cambria Math" w:eastAsiaTheme="minorEastAsia" w:hAnsi="Cambria Math" w:cstheme="minorHAnsi"/>
-              </w:rPr>
-              <m:t>s</m:t>
-            </m:r>
-          </m:e>
-          <m:sub>
-            <m:r>
-              <w:rPr>
-                <w:rFonts w:ascii="Cambria Math" w:eastAsiaTheme="minorEastAsia" w:hAnsi="Cambria Math" w:cstheme="minorHAnsi"/>
-              </w:rPr>
-              <m:t>1</m:t>
-            </m:r>
-          </m:sub>
-        </m:sSub>
-        <m:r>
-          <w:rPr>
-            <w:rFonts w:ascii="Cambria Math" w:eastAsiaTheme="minorEastAsia" w:hAnsi="Cambria Math" w:cstheme="minorHAnsi"/>
-          </w:rPr>
-          <m:t>,</m:t>
-        </m:r>
-        <m:sSub>
-          <m:sSubPr>
-            <m:ctrlPr>
-              <w:rPr>
-                <w:rFonts w:ascii="Cambria Math" w:eastAsiaTheme="minorEastAsia" w:hAnsi="Cambria Math" w:cstheme="minorHAnsi"/>
-                <w:i/>
-              </w:rPr>
-            </m:ctrlPr>
-          </m:sSubPr>
-          <m:e>
-            <m:r>
-              <w:rPr>
-                <w:rFonts w:ascii="Cambria Math" w:eastAsiaTheme="minorEastAsia" w:hAnsi="Cambria Math" w:cstheme="minorHAnsi"/>
-              </w:rPr>
-              <m:t>s</m:t>
-            </m:r>
-          </m:e>
-          <m:sub>
-            <m:r>
-              <w:rPr>
-                <w:rFonts w:ascii="Cambria Math" w:eastAsiaTheme="minorEastAsia" w:hAnsi="Cambria Math" w:cstheme="minorHAnsi"/>
-              </w:rPr>
-              <m:t>2</m:t>
-            </m:r>
-          </m:sub>
-        </m:sSub>
-        <m:r>
-          <w:rPr>
-            <w:rFonts w:ascii="Cambria Math" w:eastAsiaTheme="minorEastAsia" w:hAnsi="Cambria Math" w:cstheme="minorHAnsi"/>
-          </w:rPr>
-          <m:t>,</m:t>
-        </m:r>
-        <m:sSub>
-          <m:sSubPr>
-            <m:ctrlPr>
-              <w:rPr>
-                <w:rFonts w:ascii="Cambria Math" w:eastAsiaTheme="minorEastAsia" w:hAnsi="Cambria Math" w:cstheme="minorHAnsi"/>
-                <w:i/>
-              </w:rPr>
-            </m:ctrlPr>
-          </m:sSubPr>
-          <m:e>
-            <m:r>
-              <w:rPr>
-                <w:rFonts w:ascii="Cambria Math" w:eastAsiaTheme="minorEastAsia" w:hAnsi="Cambria Math" w:cstheme="minorHAnsi"/>
-              </w:rPr>
-              <m:t>s</m:t>
-            </m:r>
-          </m:e>
-          <m:sub>
-            <m:r>
-              <w:rPr>
-                <w:rFonts w:ascii="Cambria Math" w:eastAsiaTheme="minorEastAsia" w:hAnsi="Cambria Math" w:cstheme="minorHAnsi"/>
-              </w:rPr>
-              <m:t>3</m:t>
-            </m:r>
-          </m:sub>
-        </m:sSub>
-        <m:r>
-          <w:rPr>
-            <w:rFonts w:ascii="Cambria Math" w:eastAsiaTheme="minorEastAsia" w:hAnsi="Cambria Math" w:cstheme="minorHAnsi"/>
-          </w:rPr>
-          <m:t>,…,</m:t>
-        </m:r>
-        <m:sSub>
-          <m:sSubPr>
-            <m:ctrlPr>
-              <w:rPr>
-                <w:rFonts w:ascii="Cambria Math" w:eastAsiaTheme="minorEastAsia" w:hAnsi="Cambria Math" w:cstheme="minorHAnsi"/>
-                <w:i/>
-              </w:rPr>
-            </m:ctrlPr>
-          </m:sSubPr>
-          <m:e>
-            <m:r>
-              <w:rPr>
-                <w:rFonts w:ascii="Cambria Math" w:eastAsiaTheme="minorEastAsia" w:hAnsi="Cambria Math" w:cstheme="minorHAnsi"/>
-              </w:rPr>
-              <m:t>s</m:t>
-            </m:r>
-          </m:e>
-          <m:sub>
-            <m:r>
-              <w:rPr>
-                <w:rFonts w:ascii="Cambria Math" w:eastAsiaTheme="minorEastAsia" w:hAnsi="Cambria Math" w:cstheme="minorHAnsi"/>
-              </w:rPr>
-              <m:t>i</m:t>
-            </m:r>
-          </m:sub>
-        </m:sSub>
-        <m:r>
-          <w:rPr>
-            <w:rFonts w:ascii="Cambria Math" w:eastAsiaTheme="minorEastAsia" w:hAnsi="Cambria Math" w:cstheme="minorHAnsi"/>
-          </w:rPr>
-          <m:t xml:space="preserve"> (</m:t>
-        </m:r>
-        <m:sSub>
-          <m:sSubPr>
-            <m:ctrlPr>
-              <w:rPr>
-                <w:rFonts w:ascii="Cambria Math" w:eastAsiaTheme="minorEastAsia" w:hAnsi="Cambria Math" w:cstheme="minorHAnsi"/>
-                <w:i/>
-              </w:rPr>
-            </m:ctrlPr>
-          </m:sSubPr>
-          <m:e>
-            <m:r>
-              <w:rPr>
-                <w:rFonts w:ascii="Cambria Math" w:eastAsiaTheme="minorEastAsia" w:hAnsi="Cambria Math" w:cstheme="minorHAnsi"/>
-              </w:rPr>
-              <m:t>s</m:t>
-            </m:r>
-          </m:e>
-          <m:sub>
-            <m:r>
-              <w:rPr>
-                <w:rFonts w:ascii="Cambria Math" w:eastAsiaTheme="minorEastAsia" w:hAnsi="Cambria Math" w:cstheme="minorHAnsi"/>
-              </w:rPr>
-              <m:t>i</m:t>
-            </m:r>
-          </m:sub>
-        </m:sSub>
-        <m:r>
-          <w:rPr>
-            <w:rFonts w:ascii="Cambria Math" w:eastAsiaTheme="minorEastAsia" w:hAnsi="Cambria Math" w:cstheme="minorHAnsi"/>
-          </w:rPr>
-          <m:t>≤</m:t>
-        </m:r>
-        <m:sSup>
-          <m:sSupPr>
-            <m:ctrlPr>
-              <w:rPr>
-                <w:rFonts w:ascii="Cambria Math" w:eastAsiaTheme="minorEastAsia" w:hAnsi="Cambria Math" w:cstheme="minorHAnsi"/>
-                <w:i/>
-              </w:rPr>
-            </m:ctrlPr>
-          </m:sSupPr>
-          <m:e>
-            <m:r>
-              <w:rPr>
-                <w:rFonts w:ascii="Cambria Math" w:eastAsiaTheme="minorEastAsia" w:hAnsi="Cambria Math" w:cstheme="minorHAnsi"/>
-              </w:rPr>
-              <m:t>10</m:t>
-            </m:r>
-          </m:e>
-          <m:sup>
-            <m:r>
-              <w:rPr>
-                <w:rFonts w:ascii="Cambria Math" w:eastAsiaTheme="minorEastAsia" w:hAnsi="Cambria Math" w:cstheme="minorHAnsi"/>
-              </w:rPr>
-              <m:t>9</m:t>
-            </m:r>
-          </m:sup>
-        </m:sSup>
-        <m:r>
-          <w:rPr>
-            <w:rFonts w:ascii="Cambria Math" w:eastAsiaTheme="minorEastAsia" w:hAnsi="Cambria Math" w:cstheme="minorHAnsi"/>
           </w:rPr>
           <m:t>)</m:t>
         </m:r>
@@ -1426,12 +856,15 @@
           <w:numId w:val="6"/>
         </w:numPr>
         <w:rPr>
-          <w:b/>
-          <w:bCs/>
+          <w:rFonts w:eastAsiaTheme="minorEastAsia" w:cstheme="minorHAnsi"/>
+          <w:i/>
         </w:rPr>
       </w:pPr>
       <w:r>
-        <w:t>Gồm một dòng duy nhất là số táo nhiều nhất giáo sư Z có thể hái được.</w:t>
+        <w:rPr>
+          <w:rFonts w:eastAsiaTheme="minorEastAsia"/>
+        </w:rPr>
+        <w:t>Một dòng duy nhất là số phần tử ít nhất phải bỏ.</w:t>
       </w:r>
     </w:p>
     <w:p>
@@ -1440,6 +873,7 @@
           <w:rFonts w:cstheme="minorHAnsi"/>
           <w:b/>
           <w:bCs/>
+          <w:lang w:val="en-US"/>
         </w:rPr>
       </w:pPr>
       <w:r>
@@ -1566,7 +1000,7 @@
                 <w:rFonts w:ascii="Consolas" w:hAnsi="Consolas"/>
                 <w:lang w:val="en-US"/>
               </w:rPr>
-              <w:t>5</w:t>
+              <w:t>7</w:t>
             </w:r>
           </w:p>
           <w:p>
@@ -1581,22 +1015,7 @@
                 <w:rFonts w:ascii="Consolas" w:hAnsi="Consolas"/>
                 <w:lang w:val="en-US"/>
               </w:rPr>
-              <w:t>1 3 2 2 1</w:t>
-            </w:r>
-          </w:p>
-          <w:p>
-            <w:pPr>
-              <w:rPr>
-                <w:rFonts w:ascii="Consolas" w:hAnsi="Consolas" w:cstheme="minorHAnsi"/>
-                <w:lang w:val="en-US"/>
-              </w:rPr>
-            </w:pPr>
-            <w:r>
-              <w:rPr>
-                <w:rFonts w:ascii="Consolas" w:hAnsi="Consolas"/>
-                <w:lang w:val="en-US"/>
-              </w:rPr>
-              <w:t>3 4 1 3 4</w:t>
+              <w:t>2 3 2 3 4 3 3</w:t>
             </w:r>
           </w:p>
         </w:tc>
@@ -1620,16 +1039,16 @@
           <w:p>
             <w:pPr>
               <w:rPr>
-                <w:rFonts w:ascii="Consolas" w:hAnsi="Consolas" w:cstheme="minorHAnsi"/>
+                <w:rFonts w:ascii="Consolas" w:hAnsi="Consolas"/>
                 <w:lang w:val="en-US"/>
               </w:rPr>
             </w:pPr>
             <w:r>
               <w:rPr>
-                <w:rFonts w:ascii="Consolas" w:hAnsi="Consolas" w:cstheme="minorHAnsi"/>
+                <w:rFonts w:ascii="Consolas" w:hAnsi="Consolas"/>
                 <w:lang w:val="en-US"/>
               </w:rPr>
-              <w:t>11</w:t>
+              <w:t>2</w:t>
             </w:r>
           </w:p>
         </w:tc>
@@ -1658,57 +1077,55 @@
         <w:pStyle w:val="ListParagraph"/>
         <w:numPr>
           <w:ilvl w:val="0"/>
-          <w:numId w:val="9"/>
+          <w:numId w:val="6"/>
         </w:numPr>
         <w:rPr>
-          <w:iCs/>
+          <w:rFonts w:cstheme="minorHAnsi"/>
+          <w:b/>
+          <w:bCs/>
         </w:rPr>
       </w:pPr>
-      <w:r>
-        <w:t xml:space="preserve">Có thể chọn cây thứ 1,3,4,5 tạo thành dãy màu </w:t>
-      </w:r>
-      <m:oMath>
-        <m:r>
-          <w:rPr>
-            <w:rFonts w:ascii="Cambria Math" w:hAnsi="Cambria Math"/>
-          </w:rPr>
-          <m:t>[1,2,2,1]</m:t>
-        </m:r>
-      </m:oMath>
       <w:r>
         <w:rPr>
-          <w:rFonts w:eastAsiaTheme="minorEastAsia"/>
+          <w:rFonts w:cstheme="minorHAnsi"/>
         </w:rPr>
-        <w:t xml:space="preserve"> (là dãy Palindrome vì đọc ngược lại là </w:t>
+        <w:t>Bỏ phần tử thứ 2 và phần tử thứ 5</w:t>
       </w:r>
-      <m:oMath>
-        <m:d>
-          <m:dPr>
-            <m:begChr m:val="["/>
-            <m:endChr m:val="]"/>
-            <m:ctrlPr>
-              <w:rPr>
-                <w:rFonts w:ascii="Cambria Math" w:eastAsiaTheme="minorEastAsia" w:hAnsi="Cambria Math"/>
-                <w:i/>
-              </w:rPr>
-            </m:ctrlPr>
-          </m:dPr>
-          <m:e>
-            <m:r>
-              <w:rPr>
-                <w:rFonts w:ascii="Cambria Math" w:eastAsiaTheme="minorEastAsia" w:hAnsi="Cambria Math"/>
-              </w:rPr>
-              <m:t>1,2,2,1</m:t>
-            </m:r>
-          </m:e>
-        </m:d>
-      </m:oMath>
       <w:r>
         <w:rPr>
-          <w:rFonts w:eastAsiaTheme="minorEastAsia"/>
+          <w:rFonts w:cstheme="minorHAnsi"/>
         </w:rPr>
-        <w:t xml:space="preserve"> và có tổng số táo là 11 (là lớn nhất trong tất cả cách chọn)</w:t>
+        <w:t>.</w:t>
       </w:r>
+    </w:p>
+    <w:p>
+      <w:pPr>
+        <w:rPr>
+          <w:rFonts w:cstheme="minorHAnsi"/>
+          <w:b/>
+          <w:bCs/>
+          <w:lang w:val="en-US"/>
+        </w:rPr>
+      </w:pPr>
+      <w:r>
+        <w:rPr>
+          <w:rFonts w:cstheme="minorHAnsi"/>
+          <w:b/>
+          <w:bCs/>
+          <w:lang w:val="en-US"/>
+        </w:rPr>
+        <w:br w:type="page"/>
+      </w:r>
+    </w:p>
+    <w:p>
+      <w:pPr>
+        <w:rPr>
+          <w:rFonts w:cstheme="minorHAnsi"/>
+          <w:b/>
+          <w:bCs/>
+          <w:lang w:val="en-US"/>
+        </w:rPr>
+      </w:pPr>
     </w:p>
     <w:p>
       <w:pPr>
@@ -1778,20 +1195,6 @@
             <w:t>🐧</w:t>
           </mc:Fallback>
         </mc:AlternateContent>
-      </w:r>
-    </w:p>
-    <w:p>
-      <w:pPr>
-        <w:rPr>
-          <w:rFonts w:eastAsiaTheme="minorEastAsia" w:cstheme="minorHAnsi"/>
-          <w:lang w:val="en-US"/>
-        </w:rPr>
-      </w:pPr>
-      <w:r>
-        <w:rPr>
-          <w:rFonts w:eastAsiaTheme="minorEastAsia" w:cstheme="minorHAnsi"/>
-        </w:rPr>
-        <w:br w:type="page"/>
       </w:r>
     </w:p>
     <w:p>
@@ -1921,7 +1324,7 @@
               <w:rPr>
                 <w:rFonts w:ascii="Cambria Math" w:eastAsiaTheme="minorEastAsia" w:hAnsi="Cambria Math"/>
               </w:rPr>
-              <m:t>i</m:t>
+              <m:t>n</m:t>
             </m:r>
           </m:sub>
         </m:sSub>
@@ -2032,6 +1435,120 @@
     </w:lvl>
   </w:abstractNum>
   <w:abstractNum w:abstractNumId="1" w15:restartNumberingAfterBreak="0">
+    <w:nsid w:val="042D5625"/>
+    <w:multiLevelType w:val="hybridMultilevel"/>
+    <w:tmpl w:val="13AABDE4"/>
+    <w:lvl w:ilvl="0" w:tplc="FBA238D8">
+      <w:start w:val="1"/>
+      <w:numFmt w:val="bullet"/>
+      <w:lvlText w:val=""/>
+      <w:lvlJc w:val="left"/>
+      <w:pPr>
+        <w:ind w:left="720" w:hanging="360"/>
+      </w:pPr>
+      <w:rPr>
+        <w:rFonts w:ascii="Symbol" w:eastAsiaTheme="minorEastAsia" w:hAnsi="Symbol" w:cstheme="minorHAnsi" w:hint="default"/>
+        <w:i w:val="0"/>
+      </w:rPr>
+    </w:lvl>
+    <w:lvl w:ilvl="1" w:tplc="04090003" w:tentative="1">
+      <w:start w:val="1"/>
+      <w:numFmt w:val="bullet"/>
+      <w:lvlText w:val="o"/>
+      <w:lvlJc w:val="left"/>
+      <w:pPr>
+        <w:ind w:left="1440" w:hanging="360"/>
+      </w:pPr>
+      <w:rPr>
+        <w:rFonts w:ascii="Courier New" w:hAnsi="Courier New" w:cs="Courier New" w:hint="default"/>
+      </w:rPr>
+    </w:lvl>
+    <w:lvl w:ilvl="2" w:tplc="04090005" w:tentative="1">
+      <w:start w:val="1"/>
+      <w:numFmt w:val="bullet"/>
+      <w:lvlText w:val=""/>
+      <w:lvlJc w:val="left"/>
+      <w:pPr>
+        <w:ind w:left="2160" w:hanging="360"/>
+      </w:pPr>
+      <w:rPr>
+        <w:rFonts w:ascii="Wingdings" w:hAnsi="Wingdings" w:hint="default"/>
+      </w:rPr>
+    </w:lvl>
+    <w:lvl w:ilvl="3" w:tplc="04090001" w:tentative="1">
+      <w:start w:val="1"/>
+      <w:numFmt w:val="bullet"/>
+      <w:lvlText w:val=""/>
+      <w:lvlJc w:val="left"/>
+      <w:pPr>
+        <w:ind w:left="2880" w:hanging="360"/>
+      </w:pPr>
+      <w:rPr>
+        <w:rFonts w:ascii="Symbol" w:hAnsi="Symbol" w:hint="default"/>
+      </w:rPr>
+    </w:lvl>
+    <w:lvl w:ilvl="4" w:tplc="04090003" w:tentative="1">
+      <w:start w:val="1"/>
+      <w:numFmt w:val="bullet"/>
+      <w:lvlText w:val="o"/>
+      <w:lvlJc w:val="left"/>
+      <w:pPr>
+        <w:ind w:left="3600" w:hanging="360"/>
+      </w:pPr>
+      <w:rPr>
+        <w:rFonts w:ascii="Courier New" w:hAnsi="Courier New" w:cs="Courier New" w:hint="default"/>
+      </w:rPr>
+    </w:lvl>
+    <w:lvl w:ilvl="5" w:tplc="04090005" w:tentative="1">
+      <w:start w:val="1"/>
+      <w:numFmt w:val="bullet"/>
+      <w:lvlText w:val=""/>
+      <w:lvlJc w:val="left"/>
+      <w:pPr>
+        <w:ind w:left="4320" w:hanging="360"/>
+      </w:pPr>
+      <w:rPr>
+        <w:rFonts w:ascii="Wingdings" w:hAnsi="Wingdings" w:hint="default"/>
+      </w:rPr>
+    </w:lvl>
+    <w:lvl w:ilvl="6" w:tplc="04090001" w:tentative="1">
+      <w:start w:val="1"/>
+      <w:numFmt w:val="bullet"/>
+      <w:lvlText w:val=""/>
+      <w:lvlJc w:val="left"/>
+      <w:pPr>
+        <w:ind w:left="5040" w:hanging="360"/>
+      </w:pPr>
+      <w:rPr>
+        <w:rFonts w:ascii="Symbol" w:hAnsi="Symbol" w:hint="default"/>
+      </w:rPr>
+    </w:lvl>
+    <w:lvl w:ilvl="7" w:tplc="04090003" w:tentative="1">
+      <w:start w:val="1"/>
+      <w:numFmt w:val="bullet"/>
+      <w:lvlText w:val="o"/>
+      <w:lvlJc w:val="left"/>
+      <w:pPr>
+        <w:ind w:left="5760" w:hanging="360"/>
+      </w:pPr>
+      <w:rPr>
+        <w:rFonts w:ascii="Courier New" w:hAnsi="Courier New" w:cs="Courier New" w:hint="default"/>
+      </w:rPr>
+    </w:lvl>
+    <w:lvl w:ilvl="8" w:tplc="04090005" w:tentative="1">
+      <w:start w:val="1"/>
+      <w:numFmt w:val="bullet"/>
+      <w:lvlText w:val=""/>
+      <w:lvlJc w:val="left"/>
+      <w:pPr>
+        <w:ind w:left="6480" w:hanging="360"/>
+      </w:pPr>
+      <w:rPr>
+        <w:rFonts w:ascii="Wingdings" w:hAnsi="Wingdings" w:hint="default"/>
+      </w:rPr>
+    </w:lvl>
+  </w:abstractNum>
+  <w:abstractNum w:abstractNumId="2" w15:restartNumberingAfterBreak="0">
     <w:nsid w:val="0AE23CC9"/>
     <w:multiLevelType w:val="hybridMultilevel"/>
     <w:tmpl w:val="4CD86B28"/>
@@ -2144,7 +1661,232 @@
       </w:rPr>
     </w:lvl>
   </w:abstractNum>
-  <w:abstractNum w:abstractNumId="2" w15:restartNumberingAfterBreak="0">
+  <w:abstractNum w:abstractNumId="3" w15:restartNumberingAfterBreak="0">
+    <w:nsid w:val="0B5C0CCC"/>
+    <w:multiLevelType w:val="hybridMultilevel"/>
+    <w:tmpl w:val="A2C05176"/>
+    <w:lvl w:ilvl="0" w:tplc="94748A7E">
+      <w:numFmt w:val="bullet"/>
+      <w:lvlText w:val=""/>
+      <w:lvlJc w:val="left"/>
+      <w:pPr>
+        <w:ind w:left="720" w:hanging="360"/>
+      </w:pPr>
+      <w:rPr>
+        <w:rFonts w:ascii="Symbol" w:eastAsiaTheme="minorEastAsia" w:hAnsi="Symbol" w:cstheme="minorHAnsi" w:hint="default"/>
+        <w:i w:val="0"/>
+      </w:rPr>
+    </w:lvl>
+    <w:lvl w:ilvl="1" w:tplc="04090003" w:tentative="1">
+      <w:start w:val="1"/>
+      <w:numFmt w:val="bullet"/>
+      <w:lvlText w:val="o"/>
+      <w:lvlJc w:val="left"/>
+      <w:pPr>
+        <w:ind w:left="1440" w:hanging="360"/>
+      </w:pPr>
+      <w:rPr>
+        <w:rFonts w:ascii="Courier New" w:hAnsi="Courier New" w:cs="Courier New" w:hint="default"/>
+      </w:rPr>
+    </w:lvl>
+    <w:lvl w:ilvl="2" w:tplc="04090005" w:tentative="1">
+      <w:start w:val="1"/>
+      <w:numFmt w:val="bullet"/>
+      <w:lvlText w:val=""/>
+      <w:lvlJc w:val="left"/>
+      <w:pPr>
+        <w:ind w:left="2160" w:hanging="360"/>
+      </w:pPr>
+      <w:rPr>
+        <w:rFonts w:ascii="Wingdings" w:hAnsi="Wingdings" w:hint="default"/>
+      </w:rPr>
+    </w:lvl>
+    <w:lvl w:ilvl="3" w:tplc="04090001" w:tentative="1">
+      <w:start w:val="1"/>
+      <w:numFmt w:val="bullet"/>
+      <w:lvlText w:val=""/>
+      <w:lvlJc w:val="left"/>
+      <w:pPr>
+        <w:ind w:left="2880" w:hanging="360"/>
+      </w:pPr>
+      <w:rPr>
+        <w:rFonts w:ascii="Symbol" w:hAnsi="Symbol" w:hint="default"/>
+      </w:rPr>
+    </w:lvl>
+    <w:lvl w:ilvl="4" w:tplc="04090003" w:tentative="1">
+      <w:start w:val="1"/>
+      <w:numFmt w:val="bullet"/>
+      <w:lvlText w:val="o"/>
+      <w:lvlJc w:val="left"/>
+      <w:pPr>
+        <w:ind w:left="3600" w:hanging="360"/>
+      </w:pPr>
+      <w:rPr>
+        <w:rFonts w:ascii="Courier New" w:hAnsi="Courier New" w:cs="Courier New" w:hint="default"/>
+      </w:rPr>
+    </w:lvl>
+    <w:lvl w:ilvl="5" w:tplc="04090005" w:tentative="1">
+      <w:start w:val="1"/>
+      <w:numFmt w:val="bullet"/>
+      <w:lvlText w:val=""/>
+      <w:lvlJc w:val="left"/>
+      <w:pPr>
+        <w:ind w:left="4320" w:hanging="360"/>
+      </w:pPr>
+      <w:rPr>
+        <w:rFonts w:ascii="Wingdings" w:hAnsi="Wingdings" w:hint="default"/>
+      </w:rPr>
+    </w:lvl>
+    <w:lvl w:ilvl="6" w:tplc="04090001" w:tentative="1">
+      <w:start w:val="1"/>
+      <w:numFmt w:val="bullet"/>
+      <w:lvlText w:val=""/>
+      <w:lvlJc w:val="left"/>
+      <w:pPr>
+        <w:ind w:left="5040" w:hanging="360"/>
+      </w:pPr>
+      <w:rPr>
+        <w:rFonts w:ascii="Symbol" w:hAnsi="Symbol" w:hint="default"/>
+      </w:rPr>
+    </w:lvl>
+    <w:lvl w:ilvl="7" w:tplc="04090003" w:tentative="1">
+      <w:start w:val="1"/>
+      <w:numFmt w:val="bullet"/>
+      <w:lvlText w:val="o"/>
+      <w:lvlJc w:val="left"/>
+      <w:pPr>
+        <w:ind w:left="5760" w:hanging="360"/>
+      </w:pPr>
+      <w:rPr>
+        <w:rFonts w:ascii="Courier New" w:hAnsi="Courier New" w:cs="Courier New" w:hint="default"/>
+      </w:rPr>
+    </w:lvl>
+    <w:lvl w:ilvl="8" w:tplc="04090005" w:tentative="1">
+      <w:start w:val="1"/>
+      <w:numFmt w:val="bullet"/>
+      <w:lvlText w:val=""/>
+      <w:lvlJc w:val="left"/>
+      <w:pPr>
+        <w:ind w:left="6480" w:hanging="360"/>
+      </w:pPr>
+      <w:rPr>
+        <w:rFonts w:ascii="Wingdings" w:hAnsi="Wingdings" w:hint="default"/>
+      </w:rPr>
+    </w:lvl>
+  </w:abstractNum>
+  <w:abstractNum w:abstractNumId="4" w15:restartNumberingAfterBreak="0">
+    <w:nsid w:val="0DFB043B"/>
+    <w:multiLevelType w:val="hybridMultilevel"/>
+    <w:tmpl w:val="A142DC16"/>
+    <w:lvl w:ilvl="0" w:tplc="4BD0C3C2">
+      <w:numFmt w:val="bullet"/>
+      <w:lvlText w:val="-"/>
+      <w:lvlJc w:val="left"/>
+      <w:pPr>
+        <w:ind w:left="720" w:hanging="360"/>
+      </w:pPr>
+      <w:rPr>
+        <w:rFonts w:ascii="Calibri" w:eastAsiaTheme="minorEastAsia" w:hAnsi="Calibri" w:cs="Calibri" w:hint="default"/>
+      </w:rPr>
+    </w:lvl>
+    <w:lvl w:ilvl="1" w:tplc="04090003" w:tentative="1">
+      <w:start w:val="1"/>
+      <w:numFmt w:val="bullet"/>
+      <w:lvlText w:val="o"/>
+      <w:lvlJc w:val="left"/>
+      <w:pPr>
+        <w:ind w:left="1440" w:hanging="360"/>
+      </w:pPr>
+      <w:rPr>
+        <w:rFonts w:ascii="Courier New" w:hAnsi="Courier New" w:cs="Courier New" w:hint="default"/>
+      </w:rPr>
+    </w:lvl>
+    <w:lvl w:ilvl="2" w:tplc="04090005" w:tentative="1">
+      <w:start w:val="1"/>
+      <w:numFmt w:val="bullet"/>
+      <w:lvlText w:val=""/>
+      <w:lvlJc w:val="left"/>
+      <w:pPr>
+        <w:ind w:left="2160" w:hanging="360"/>
+      </w:pPr>
+      <w:rPr>
+        <w:rFonts w:ascii="Wingdings" w:hAnsi="Wingdings" w:hint="default"/>
+      </w:rPr>
+    </w:lvl>
+    <w:lvl w:ilvl="3" w:tplc="04090001" w:tentative="1">
+      <w:start w:val="1"/>
+      <w:numFmt w:val="bullet"/>
+      <w:lvlText w:val=""/>
+      <w:lvlJc w:val="left"/>
+      <w:pPr>
+        <w:ind w:left="2880" w:hanging="360"/>
+      </w:pPr>
+      <w:rPr>
+        <w:rFonts w:ascii="Symbol" w:hAnsi="Symbol" w:hint="default"/>
+      </w:rPr>
+    </w:lvl>
+    <w:lvl w:ilvl="4" w:tplc="04090003" w:tentative="1">
+      <w:start w:val="1"/>
+      <w:numFmt w:val="bullet"/>
+      <w:lvlText w:val="o"/>
+      <w:lvlJc w:val="left"/>
+      <w:pPr>
+        <w:ind w:left="3600" w:hanging="360"/>
+      </w:pPr>
+      <w:rPr>
+        <w:rFonts w:ascii="Courier New" w:hAnsi="Courier New" w:cs="Courier New" w:hint="default"/>
+      </w:rPr>
+    </w:lvl>
+    <w:lvl w:ilvl="5" w:tplc="04090005" w:tentative="1">
+      <w:start w:val="1"/>
+      <w:numFmt w:val="bullet"/>
+      <w:lvlText w:val=""/>
+      <w:lvlJc w:val="left"/>
+      <w:pPr>
+        <w:ind w:left="4320" w:hanging="360"/>
+      </w:pPr>
+      <w:rPr>
+        <w:rFonts w:ascii="Wingdings" w:hAnsi="Wingdings" w:hint="default"/>
+      </w:rPr>
+    </w:lvl>
+    <w:lvl w:ilvl="6" w:tplc="04090001" w:tentative="1">
+      <w:start w:val="1"/>
+      <w:numFmt w:val="bullet"/>
+      <w:lvlText w:val=""/>
+      <w:lvlJc w:val="left"/>
+      <w:pPr>
+        <w:ind w:left="5040" w:hanging="360"/>
+      </w:pPr>
+      <w:rPr>
+        <w:rFonts w:ascii="Symbol" w:hAnsi="Symbol" w:hint="default"/>
+      </w:rPr>
+    </w:lvl>
+    <w:lvl w:ilvl="7" w:tplc="04090003" w:tentative="1">
+      <w:start w:val="1"/>
+      <w:numFmt w:val="bullet"/>
+      <w:lvlText w:val="o"/>
+      <w:lvlJc w:val="left"/>
+      <w:pPr>
+        <w:ind w:left="5760" w:hanging="360"/>
+      </w:pPr>
+      <w:rPr>
+        <w:rFonts w:ascii="Courier New" w:hAnsi="Courier New" w:cs="Courier New" w:hint="default"/>
+      </w:rPr>
+    </w:lvl>
+    <w:lvl w:ilvl="8" w:tplc="04090005" w:tentative="1">
+      <w:start w:val="1"/>
+      <w:numFmt w:val="bullet"/>
+      <w:lvlText w:val=""/>
+      <w:lvlJc w:val="left"/>
+      <w:pPr>
+        <w:ind w:left="6480" w:hanging="360"/>
+      </w:pPr>
+      <w:rPr>
+        <w:rFonts w:ascii="Wingdings" w:hAnsi="Wingdings" w:hint="default"/>
+      </w:rPr>
+    </w:lvl>
+  </w:abstractNum>
+  <w:abstractNum w:abstractNumId="5" w15:restartNumberingAfterBreak="0">
     <w:nsid w:val="102E5826"/>
     <w:multiLevelType w:val="hybridMultilevel"/>
     <w:tmpl w:val="66789EF2"/>
@@ -2234,7 +1976,7 @@
       </w:pPr>
     </w:lvl>
   </w:abstractNum>
-  <w:abstractNum w:abstractNumId="3" w15:restartNumberingAfterBreak="0">
+  <w:abstractNum w:abstractNumId="6" w15:restartNumberingAfterBreak="0">
     <w:nsid w:val="12BF5872"/>
     <w:multiLevelType w:val="hybridMultilevel"/>
     <w:tmpl w:val="CE3419DE"/>
@@ -2347,7 +2089,120 @@
       </w:rPr>
     </w:lvl>
   </w:abstractNum>
-  <w:abstractNum w:abstractNumId="4" w15:restartNumberingAfterBreak="0">
+  <w:abstractNum w:abstractNumId="7" w15:restartNumberingAfterBreak="0">
+    <w:nsid w:val="14E5563A"/>
+    <w:multiLevelType w:val="hybridMultilevel"/>
+    <w:tmpl w:val="4B06BE4C"/>
+    <w:lvl w:ilvl="0" w:tplc="18D4E4E8">
+      <w:numFmt w:val="bullet"/>
+      <w:lvlText w:val=""/>
+      <w:lvlJc w:val="left"/>
+      <w:pPr>
+        <w:ind w:left="720" w:hanging="360"/>
+      </w:pPr>
+      <w:rPr>
+        <w:rFonts w:ascii="Symbol" w:eastAsiaTheme="minorEastAsia" w:hAnsi="Symbol" w:cstheme="minorHAnsi" w:hint="default"/>
+        <w:i w:val="0"/>
+      </w:rPr>
+    </w:lvl>
+    <w:lvl w:ilvl="1" w:tplc="04090003" w:tentative="1">
+      <w:start w:val="1"/>
+      <w:numFmt w:val="bullet"/>
+      <w:lvlText w:val="o"/>
+      <w:lvlJc w:val="left"/>
+      <w:pPr>
+        <w:ind w:left="1440" w:hanging="360"/>
+      </w:pPr>
+      <w:rPr>
+        <w:rFonts w:ascii="Courier New" w:hAnsi="Courier New" w:cs="Courier New" w:hint="default"/>
+      </w:rPr>
+    </w:lvl>
+    <w:lvl w:ilvl="2" w:tplc="04090005" w:tentative="1">
+      <w:start w:val="1"/>
+      <w:numFmt w:val="bullet"/>
+      <w:lvlText w:val=""/>
+      <w:lvlJc w:val="left"/>
+      <w:pPr>
+        <w:ind w:left="2160" w:hanging="360"/>
+      </w:pPr>
+      <w:rPr>
+        <w:rFonts w:ascii="Wingdings" w:hAnsi="Wingdings" w:hint="default"/>
+      </w:rPr>
+    </w:lvl>
+    <w:lvl w:ilvl="3" w:tplc="04090001" w:tentative="1">
+      <w:start w:val="1"/>
+      <w:numFmt w:val="bullet"/>
+      <w:lvlText w:val=""/>
+      <w:lvlJc w:val="left"/>
+      <w:pPr>
+        <w:ind w:left="2880" w:hanging="360"/>
+      </w:pPr>
+      <w:rPr>
+        <w:rFonts w:ascii="Symbol" w:hAnsi="Symbol" w:hint="default"/>
+      </w:rPr>
+    </w:lvl>
+    <w:lvl w:ilvl="4" w:tplc="04090003" w:tentative="1">
+      <w:start w:val="1"/>
+      <w:numFmt w:val="bullet"/>
+      <w:lvlText w:val="o"/>
+      <w:lvlJc w:val="left"/>
+      <w:pPr>
+        <w:ind w:left="3600" w:hanging="360"/>
+      </w:pPr>
+      <w:rPr>
+        <w:rFonts w:ascii="Courier New" w:hAnsi="Courier New" w:cs="Courier New" w:hint="default"/>
+      </w:rPr>
+    </w:lvl>
+    <w:lvl w:ilvl="5" w:tplc="04090005" w:tentative="1">
+      <w:start w:val="1"/>
+      <w:numFmt w:val="bullet"/>
+      <w:lvlText w:val=""/>
+      <w:lvlJc w:val="left"/>
+      <w:pPr>
+        <w:ind w:left="4320" w:hanging="360"/>
+      </w:pPr>
+      <w:rPr>
+        <w:rFonts w:ascii="Wingdings" w:hAnsi="Wingdings" w:hint="default"/>
+      </w:rPr>
+    </w:lvl>
+    <w:lvl w:ilvl="6" w:tplc="04090001" w:tentative="1">
+      <w:start w:val="1"/>
+      <w:numFmt w:val="bullet"/>
+      <w:lvlText w:val=""/>
+      <w:lvlJc w:val="left"/>
+      <w:pPr>
+        <w:ind w:left="5040" w:hanging="360"/>
+      </w:pPr>
+      <w:rPr>
+        <w:rFonts w:ascii="Symbol" w:hAnsi="Symbol" w:hint="default"/>
+      </w:rPr>
+    </w:lvl>
+    <w:lvl w:ilvl="7" w:tplc="04090003" w:tentative="1">
+      <w:start w:val="1"/>
+      <w:numFmt w:val="bullet"/>
+      <w:lvlText w:val="o"/>
+      <w:lvlJc w:val="left"/>
+      <w:pPr>
+        <w:ind w:left="5760" w:hanging="360"/>
+      </w:pPr>
+      <w:rPr>
+        <w:rFonts w:ascii="Courier New" w:hAnsi="Courier New" w:cs="Courier New" w:hint="default"/>
+      </w:rPr>
+    </w:lvl>
+    <w:lvl w:ilvl="8" w:tplc="04090005" w:tentative="1">
+      <w:start w:val="1"/>
+      <w:numFmt w:val="bullet"/>
+      <w:lvlText w:val=""/>
+      <w:lvlJc w:val="left"/>
+      <w:pPr>
+        <w:ind w:left="6480" w:hanging="360"/>
+      </w:pPr>
+      <w:rPr>
+        <w:rFonts w:ascii="Wingdings" w:hAnsi="Wingdings" w:hint="default"/>
+      </w:rPr>
+    </w:lvl>
+  </w:abstractNum>
+  <w:abstractNum w:abstractNumId="8" w15:restartNumberingAfterBreak="0">
     <w:nsid w:val="1A961F70"/>
     <w:multiLevelType w:val="multilevel"/>
     <w:tmpl w:val="7B4465EC"/>
@@ -2487,7 +2342,7 @@
       </w:rPr>
     </w:lvl>
   </w:abstractNum>
-  <w:abstractNum w:abstractNumId="5" w15:restartNumberingAfterBreak="0">
+  <w:abstractNum w:abstractNumId="9" w15:restartNumberingAfterBreak="0">
     <w:nsid w:val="1D631DED"/>
     <w:multiLevelType w:val="hybridMultilevel"/>
     <w:tmpl w:val="BB4C0B9A"/>
@@ -2600,7 +2455,156 @@
       </w:rPr>
     </w:lvl>
   </w:abstractNum>
-  <w:abstractNum w:abstractNumId="6" w15:restartNumberingAfterBreak="0">
+  <w:abstractNum w:abstractNumId="10" w15:restartNumberingAfterBreak="0">
+    <w:nsid w:val="2637532E"/>
+    <w:multiLevelType w:val="multilevel"/>
+    <w:tmpl w:val="B2002F00"/>
+    <w:lvl w:ilvl="0">
+      <w:start w:val="1"/>
+      <w:numFmt w:val="bullet"/>
+      <w:lvlText w:val=""/>
+      <w:lvlJc w:val="left"/>
+      <w:pPr>
+        <w:tabs>
+          <w:tab w:val="num" w:pos="720"/>
+        </w:tabs>
+        <w:ind w:left="720" w:hanging="360"/>
+      </w:pPr>
+      <w:rPr>
+        <w:rFonts w:ascii="Symbol" w:hAnsi="Symbol" w:hint="default"/>
+        <w:sz w:val="20"/>
+      </w:rPr>
+    </w:lvl>
+    <w:lvl w:ilvl="1" w:tentative="1">
+      <w:start w:val="1"/>
+      <w:numFmt w:val="bullet"/>
+      <w:lvlText w:val=""/>
+      <w:lvlJc w:val="left"/>
+      <w:pPr>
+        <w:tabs>
+          <w:tab w:val="num" w:pos="1440"/>
+        </w:tabs>
+        <w:ind w:left="1440" w:hanging="360"/>
+      </w:pPr>
+      <w:rPr>
+        <w:rFonts w:ascii="Symbol" w:hAnsi="Symbol" w:hint="default"/>
+        <w:sz w:val="20"/>
+      </w:rPr>
+    </w:lvl>
+    <w:lvl w:ilvl="2" w:tentative="1">
+      <w:start w:val="1"/>
+      <w:numFmt w:val="bullet"/>
+      <w:lvlText w:val=""/>
+      <w:lvlJc w:val="left"/>
+      <w:pPr>
+        <w:tabs>
+          <w:tab w:val="num" w:pos="2160"/>
+        </w:tabs>
+        <w:ind w:left="2160" w:hanging="360"/>
+      </w:pPr>
+      <w:rPr>
+        <w:rFonts w:ascii="Symbol" w:hAnsi="Symbol" w:hint="default"/>
+        <w:sz w:val="20"/>
+      </w:rPr>
+    </w:lvl>
+    <w:lvl w:ilvl="3" w:tentative="1">
+      <w:start w:val="1"/>
+      <w:numFmt w:val="bullet"/>
+      <w:lvlText w:val=""/>
+      <w:lvlJc w:val="left"/>
+      <w:pPr>
+        <w:tabs>
+          <w:tab w:val="num" w:pos="2880"/>
+        </w:tabs>
+        <w:ind w:left="2880" w:hanging="360"/>
+      </w:pPr>
+      <w:rPr>
+        <w:rFonts w:ascii="Symbol" w:hAnsi="Symbol" w:hint="default"/>
+        <w:sz w:val="20"/>
+      </w:rPr>
+    </w:lvl>
+    <w:lvl w:ilvl="4" w:tentative="1">
+      <w:start w:val="1"/>
+      <w:numFmt w:val="bullet"/>
+      <w:lvlText w:val=""/>
+      <w:lvlJc w:val="left"/>
+      <w:pPr>
+        <w:tabs>
+          <w:tab w:val="num" w:pos="3600"/>
+        </w:tabs>
+        <w:ind w:left="3600" w:hanging="360"/>
+      </w:pPr>
+      <w:rPr>
+        <w:rFonts w:ascii="Symbol" w:hAnsi="Symbol" w:hint="default"/>
+        <w:sz w:val="20"/>
+      </w:rPr>
+    </w:lvl>
+    <w:lvl w:ilvl="5" w:tentative="1">
+      <w:start w:val="1"/>
+      <w:numFmt w:val="bullet"/>
+      <w:lvlText w:val=""/>
+      <w:lvlJc w:val="left"/>
+      <w:pPr>
+        <w:tabs>
+          <w:tab w:val="num" w:pos="4320"/>
+        </w:tabs>
+        <w:ind w:left="4320" w:hanging="360"/>
+      </w:pPr>
+      <w:rPr>
+        <w:rFonts w:ascii="Symbol" w:hAnsi="Symbol" w:hint="default"/>
+        <w:sz w:val="20"/>
+      </w:rPr>
+    </w:lvl>
+    <w:lvl w:ilvl="6" w:tentative="1">
+      <w:start w:val="1"/>
+      <w:numFmt w:val="bullet"/>
+      <w:lvlText w:val=""/>
+      <w:lvlJc w:val="left"/>
+      <w:pPr>
+        <w:tabs>
+          <w:tab w:val="num" w:pos="5040"/>
+        </w:tabs>
+        <w:ind w:left="5040" w:hanging="360"/>
+      </w:pPr>
+      <w:rPr>
+        <w:rFonts w:ascii="Symbol" w:hAnsi="Symbol" w:hint="default"/>
+        <w:sz w:val="20"/>
+      </w:rPr>
+    </w:lvl>
+    <w:lvl w:ilvl="7" w:tentative="1">
+      <w:start w:val="1"/>
+      <w:numFmt w:val="bullet"/>
+      <w:lvlText w:val=""/>
+      <w:lvlJc w:val="left"/>
+      <w:pPr>
+        <w:tabs>
+          <w:tab w:val="num" w:pos="5760"/>
+        </w:tabs>
+        <w:ind w:left="5760" w:hanging="360"/>
+      </w:pPr>
+      <w:rPr>
+        <w:rFonts w:ascii="Symbol" w:hAnsi="Symbol" w:hint="default"/>
+        <w:sz w:val="20"/>
+      </w:rPr>
+    </w:lvl>
+    <w:lvl w:ilvl="8" w:tentative="1">
+      <w:start w:val="1"/>
+      <w:numFmt w:val="bullet"/>
+      <w:lvlText w:val=""/>
+      <w:lvlJc w:val="left"/>
+      <w:pPr>
+        <w:tabs>
+          <w:tab w:val="num" w:pos="6480"/>
+        </w:tabs>
+        <w:ind w:left="6480" w:hanging="360"/>
+      </w:pPr>
+      <w:rPr>
+        <w:rFonts w:ascii="Symbol" w:hAnsi="Symbol" w:hint="default"/>
+        <w:sz w:val="20"/>
+      </w:rPr>
+    </w:lvl>
+  </w:abstractNum>
+  <w:abstractNum w:abstractNumId="11" w15:restartNumberingAfterBreak="0">
     <w:nsid w:val="2693156E"/>
     <w:multiLevelType w:val="hybridMultilevel"/>
     <w:tmpl w:val="24CE4E46"/>
@@ -2713,7 +2717,7 @@
       </w:rPr>
     </w:lvl>
   </w:abstractNum>
-  <w:abstractNum w:abstractNumId="7" w15:restartNumberingAfterBreak="0">
+  <w:abstractNum w:abstractNumId="12" w15:restartNumberingAfterBreak="0">
     <w:nsid w:val="2C2B340D"/>
     <w:multiLevelType w:val="hybridMultilevel"/>
     <w:tmpl w:val="886C086C"/>
@@ -2826,7 +2830,233 @@
       </w:rPr>
     </w:lvl>
   </w:abstractNum>
-  <w:abstractNum w:abstractNumId="8" w15:restartNumberingAfterBreak="0">
+  <w:abstractNum w:abstractNumId="13" w15:restartNumberingAfterBreak="0">
+    <w:nsid w:val="325D63A1"/>
+    <w:multiLevelType w:val="hybridMultilevel"/>
+    <w:tmpl w:val="E692245C"/>
+    <w:lvl w:ilvl="0" w:tplc="C9C292F2">
+      <w:start w:val="3"/>
+      <w:numFmt w:val="bullet"/>
+      <w:lvlText w:val=""/>
+      <w:lvlJc w:val="left"/>
+      <w:pPr>
+        <w:ind w:left="720" w:hanging="360"/>
+      </w:pPr>
+      <w:rPr>
+        <w:rFonts w:ascii="Symbol" w:eastAsiaTheme="minorEastAsia" w:hAnsi="Symbol" w:cstheme="minorHAnsi" w:hint="default"/>
+      </w:rPr>
+    </w:lvl>
+    <w:lvl w:ilvl="1" w:tplc="04090003" w:tentative="1">
+      <w:start w:val="1"/>
+      <w:numFmt w:val="bullet"/>
+      <w:lvlText w:val="o"/>
+      <w:lvlJc w:val="left"/>
+      <w:pPr>
+        <w:ind w:left="1440" w:hanging="360"/>
+      </w:pPr>
+      <w:rPr>
+        <w:rFonts w:ascii="Courier New" w:hAnsi="Courier New" w:cs="Courier New" w:hint="default"/>
+      </w:rPr>
+    </w:lvl>
+    <w:lvl w:ilvl="2" w:tplc="04090005" w:tentative="1">
+      <w:start w:val="1"/>
+      <w:numFmt w:val="bullet"/>
+      <w:lvlText w:val=""/>
+      <w:lvlJc w:val="left"/>
+      <w:pPr>
+        <w:ind w:left="2160" w:hanging="360"/>
+      </w:pPr>
+      <w:rPr>
+        <w:rFonts w:ascii="Wingdings" w:hAnsi="Wingdings" w:hint="default"/>
+      </w:rPr>
+    </w:lvl>
+    <w:lvl w:ilvl="3" w:tplc="04090001" w:tentative="1">
+      <w:start w:val="1"/>
+      <w:numFmt w:val="bullet"/>
+      <w:lvlText w:val=""/>
+      <w:lvlJc w:val="left"/>
+      <w:pPr>
+        <w:ind w:left="2880" w:hanging="360"/>
+      </w:pPr>
+      <w:rPr>
+        <w:rFonts w:ascii="Symbol" w:hAnsi="Symbol" w:hint="default"/>
+      </w:rPr>
+    </w:lvl>
+    <w:lvl w:ilvl="4" w:tplc="04090003" w:tentative="1">
+      <w:start w:val="1"/>
+      <w:numFmt w:val="bullet"/>
+      <w:lvlText w:val="o"/>
+      <w:lvlJc w:val="left"/>
+      <w:pPr>
+        <w:ind w:left="3600" w:hanging="360"/>
+      </w:pPr>
+      <w:rPr>
+        <w:rFonts w:ascii="Courier New" w:hAnsi="Courier New" w:cs="Courier New" w:hint="default"/>
+      </w:rPr>
+    </w:lvl>
+    <w:lvl w:ilvl="5" w:tplc="04090005" w:tentative="1">
+      <w:start w:val="1"/>
+      <w:numFmt w:val="bullet"/>
+      <w:lvlText w:val=""/>
+      <w:lvlJc w:val="left"/>
+      <w:pPr>
+        <w:ind w:left="4320" w:hanging="360"/>
+      </w:pPr>
+      <w:rPr>
+        <w:rFonts w:ascii="Wingdings" w:hAnsi="Wingdings" w:hint="default"/>
+      </w:rPr>
+    </w:lvl>
+    <w:lvl w:ilvl="6" w:tplc="04090001" w:tentative="1">
+      <w:start w:val="1"/>
+      <w:numFmt w:val="bullet"/>
+      <w:lvlText w:val=""/>
+      <w:lvlJc w:val="left"/>
+      <w:pPr>
+        <w:ind w:left="5040" w:hanging="360"/>
+      </w:pPr>
+      <w:rPr>
+        <w:rFonts w:ascii="Symbol" w:hAnsi="Symbol" w:hint="default"/>
+      </w:rPr>
+    </w:lvl>
+    <w:lvl w:ilvl="7" w:tplc="04090003" w:tentative="1">
+      <w:start w:val="1"/>
+      <w:numFmt w:val="bullet"/>
+      <w:lvlText w:val="o"/>
+      <w:lvlJc w:val="left"/>
+      <w:pPr>
+        <w:ind w:left="5760" w:hanging="360"/>
+      </w:pPr>
+      <w:rPr>
+        <w:rFonts w:ascii="Courier New" w:hAnsi="Courier New" w:cs="Courier New" w:hint="default"/>
+      </w:rPr>
+    </w:lvl>
+    <w:lvl w:ilvl="8" w:tplc="04090005" w:tentative="1">
+      <w:start w:val="1"/>
+      <w:numFmt w:val="bullet"/>
+      <w:lvlText w:val=""/>
+      <w:lvlJc w:val="left"/>
+      <w:pPr>
+        <w:ind w:left="6480" w:hanging="360"/>
+      </w:pPr>
+      <w:rPr>
+        <w:rFonts w:ascii="Wingdings" w:hAnsi="Wingdings" w:hint="default"/>
+      </w:rPr>
+    </w:lvl>
+  </w:abstractNum>
+  <w:abstractNum w:abstractNumId="14" w15:restartNumberingAfterBreak="0">
+    <w:nsid w:val="3787658B"/>
+    <w:multiLevelType w:val="hybridMultilevel"/>
+    <w:tmpl w:val="7C125C7A"/>
+    <w:lvl w:ilvl="0" w:tplc="5EBCC2D8">
+      <w:numFmt w:val="bullet"/>
+      <w:lvlText w:val=""/>
+      <w:lvlJc w:val="left"/>
+      <w:pPr>
+        <w:ind w:left="720" w:hanging="360"/>
+      </w:pPr>
+      <w:rPr>
+        <w:rFonts w:ascii="Symbol" w:eastAsiaTheme="minorEastAsia" w:hAnsi="Symbol" w:cstheme="minorHAnsi" w:hint="default"/>
+        <w:i w:val="0"/>
+      </w:rPr>
+    </w:lvl>
+    <w:lvl w:ilvl="1" w:tplc="04090003" w:tentative="1">
+      <w:start w:val="1"/>
+      <w:numFmt w:val="bullet"/>
+      <w:lvlText w:val="o"/>
+      <w:lvlJc w:val="left"/>
+      <w:pPr>
+        <w:ind w:left="1440" w:hanging="360"/>
+      </w:pPr>
+      <w:rPr>
+        <w:rFonts w:ascii="Courier New" w:hAnsi="Courier New" w:cs="Courier New" w:hint="default"/>
+      </w:rPr>
+    </w:lvl>
+    <w:lvl w:ilvl="2" w:tplc="04090005" w:tentative="1">
+      <w:start w:val="1"/>
+      <w:numFmt w:val="bullet"/>
+      <w:lvlText w:val=""/>
+      <w:lvlJc w:val="left"/>
+      <w:pPr>
+        <w:ind w:left="2160" w:hanging="360"/>
+      </w:pPr>
+      <w:rPr>
+        <w:rFonts w:ascii="Wingdings" w:hAnsi="Wingdings" w:hint="default"/>
+      </w:rPr>
+    </w:lvl>
+    <w:lvl w:ilvl="3" w:tplc="04090001" w:tentative="1">
+      <w:start w:val="1"/>
+      <w:numFmt w:val="bullet"/>
+      <w:lvlText w:val=""/>
+      <w:lvlJc w:val="left"/>
+      <w:pPr>
+        <w:ind w:left="2880" w:hanging="360"/>
+      </w:pPr>
+      <w:rPr>
+        <w:rFonts w:ascii="Symbol" w:hAnsi="Symbol" w:hint="default"/>
+      </w:rPr>
+    </w:lvl>
+    <w:lvl w:ilvl="4" w:tplc="04090003" w:tentative="1">
+      <w:start w:val="1"/>
+      <w:numFmt w:val="bullet"/>
+      <w:lvlText w:val="o"/>
+      <w:lvlJc w:val="left"/>
+      <w:pPr>
+        <w:ind w:left="3600" w:hanging="360"/>
+      </w:pPr>
+      <w:rPr>
+        <w:rFonts w:ascii="Courier New" w:hAnsi="Courier New" w:cs="Courier New" w:hint="default"/>
+      </w:rPr>
+    </w:lvl>
+    <w:lvl w:ilvl="5" w:tplc="04090005" w:tentative="1">
+      <w:start w:val="1"/>
+      <w:numFmt w:val="bullet"/>
+      <w:lvlText w:val=""/>
+      <w:lvlJc w:val="left"/>
+      <w:pPr>
+        <w:ind w:left="4320" w:hanging="360"/>
+      </w:pPr>
+      <w:rPr>
+        <w:rFonts w:ascii="Wingdings" w:hAnsi="Wingdings" w:hint="default"/>
+      </w:rPr>
+    </w:lvl>
+    <w:lvl w:ilvl="6" w:tplc="04090001" w:tentative="1">
+      <w:start w:val="1"/>
+      <w:numFmt w:val="bullet"/>
+      <w:lvlText w:val=""/>
+      <w:lvlJc w:val="left"/>
+      <w:pPr>
+        <w:ind w:left="5040" w:hanging="360"/>
+      </w:pPr>
+      <w:rPr>
+        <w:rFonts w:ascii="Symbol" w:hAnsi="Symbol" w:hint="default"/>
+      </w:rPr>
+    </w:lvl>
+    <w:lvl w:ilvl="7" w:tplc="04090003" w:tentative="1">
+      <w:start w:val="1"/>
+      <w:numFmt w:val="bullet"/>
+      <w:lvlText w:val="o"/>
+      <w:lvlJc w:val="left"/>
+      <w:pPr>
+        <w:ind w:left="5760" w:hanging="360"/>
+      </w:pPr>
+      <w:rPr>
+        <w:rFonts w:ascii="Courier New" w:hAnsi="Courier New" w:cs="Courier New" w:hint="default"/>
+      </w:rPr>
+    </w:lvl>
+    <w:lvl w:ilvl="8" w:tplc="04090005" w:tentative="1">
+      <w:start w:val="1"/>
+      <w:numFmt w:val="bullet"/>
+      <w:lvlText w:val=""/>
+      <w:lvlJc w:val="left"/>
+      <w:pPr>
+        <w:ind w:left="6480" w:hanging="360"/>
+      </w:pPr>
+      <w:rPr>
+        <w:rFonts w:ascii="Wingdings" w:hAnsi="Wingdings" w:hint="default"/>
+      </w:rPr>
+    </w:lvl>
+  </w:abstractNum>
+  <w:abstractNum w:abstractNumId="15" w15:restartNumberingAfterBreak="0">
     <w:nsid w:val="39FB007B"/>
     <w:multiLevelType w:val="hybridMultilevel"/>
     <w:tmpl w:val="2DD6BBF4"/>
@@ -2940,7 +3170,7 @@
       </w:rPr>
     </w:lvl>
   </w:abstractNum>
-  <w:abstractNum w:abstractNumId="9" w15:restartNumberingAfterBreak="0">
+  <w:abstractNum w:abstractNumId="16" w15:restartNumberingAfterBreak="0">
     <w:nsid w:val="3A3364D2"/>
     <w:multiLevelType w:val="hybridMultilevel"/>
     <w:tmpl w:val="E07C7658"/>
@@ -3053,7 +3283,7 @@
       </w:rPr>
     </w:lvl>
   </w:abstractNum>
-  <w:abstractNum w:abstractNumId="10" w15:restartNumberingAfterBreak="0">
+  <w:abstractNum w:abstractNumId="17" w15:restartNumberingAfterBreak="0">
     <w:nsid w:val="3A5F0772"/>
     <w:multiLevelType w:val="hybridMultilevel"/>
     <w:tmpl w:val="9DC29DBA"/>
@@ -3166,7 +3396,7 @@
       </w:rPr>
     </w:lvl>
   </w:abstractNum>
-  <w:abstractNum w:abstractNumId="11" w15:restartNumberingAfterBreak="0">
+  <w:abstractNum w:abstractNumId="18" w15:restartNumberingAfterBreak="0">
     <w:nsid w:val="40A373E5"/>
     <w:multiLevelType w:val="hybridMultilevel"/>
     <w:tmpl w:val="CA908876"/>
@@ -3279,7 +3509,120 @@
       </w:rPr>
     </w:lvl>
   </w:abstractNum>
-  <w:abstractNum w:abstractNumId="12" w15:restartNumberingAfterBreak="0">
+  <w:abstractNum w:abstractNumId="19" w15:restartNumberingAfterBreak="0">
+    <w:nsid w:val="41FF2000"/>
+    <w:multiLevelType w:val="hybridMultilevel"/>
+    <w:tmpl w:val="9F74976C"/>
+    <w:lvl w:ilvl="0" w:tplc="4864A61A">
+      <w:numFmt w:val="bullet"/>
+      <w:lvlText w:val=""/>
+      <w:lvlJc w:val="left"/>
+      <w:pPr>
+        <w:ind w:left="720" w:hanging="360"/>
+      </w:pPr>
+      <w:rPr>
+        <w:rFonts w:ascii="Symbol" w:eastAsiaTheme="minorEastAsia" w:hAnsi="Symbol" w:cstheme="minorHAnsi" w:hint="default"/>
+        <w:i w:val="0"/>
+      </w:rPr>
+    </w:lvl>
+    <w:lvl w:ilvl="1" w:tplc="04090003" w:tentative="1">
+      <w:start w:val="1"/>
+      <w:numFmt w:val="bullet"/>
+      <w:lvlText w:val="o"/>
+      <w:lvlJc w:val="left"/>
+      <w:pPr>
+        <w:ind w:left="1440" w:hanging="360"/>
+      </w:pPr>
+      <w:rPr>
+        <w:rFonts w:ascii="Courier New" w:hAnsi="Courier New" w:cs="Courier New" w:hint="default"/>
+      </w:rPr>
+    </w:lvl>
+    <w:lvl w:ilvl="2" w:tplc="04090005" w:tentative="1">
+      <w:start w:val="1"/>
+      <w:numFmt w:val="bullet"/>
+      <w:lvlText w:val=""/>
+      <w:lvlJc w:val="left"/>
+      <w:pPr>
+        <w:ind w:left="2160" w:hanging="360"/>
+      </w:pPr>
+      <w:rPr>
+        <w:rFonts w:ascii="Wingdings" w:hAnsi="Wingdings" w:hint="default"/>
+      </w:rPr>
+    </w:lvl>
+    <w:lvl w:ilvl="3" w:tplc="04090001" w:tentative="1">
+      <w:start w:val="1"/>
+      <w:numFmt w:val="bullet"/>
+      <w:lvlText w:val=""/>
+      <w:lvlJc w:val="left"/>
+      <w:pPr>
+        <w:ind w:left="2880" w:hanging="360"/>
+      </w:pPr>
+      <w:rPr>
+        <w:rFonts w:ascii="Symbol" w:hAnsi="Symbol" w:hint="default"/>
+      </w:rPr>
+    </w:lvl>
+    <w:lvl w:ilvl="4" w:tplc="04090003" w:tentative="1">
+      <w:start w:val="1"/>
+      <w:numFmt w:val="bullet"/>
+      <w:lvlText w:val="o"/>
+      <w:lvlJc w:val="left"/>
+      <w:pPr>
+        <w:ind w:left="3600" w:hanging="360"/>
+      </w:pPr>
+      <w:rPr>
+        <w:rFonts w:ascii="Courier New" w:hAnsi="Courier New" w:cs="Courier New" w:hint="default"/>
+      </w:rPr>
+    </w:lvl>
+    <w:lvl w:ilvl="5" w:tplc="04090005" w:tentative="1">
+      <w:start w:val="1"/>
+      <w:numFmt w:val="bullet"/>
+      <w:lvlText w:val=""/>
+      <w:lvlJc w:val="left"/>
+      <w:pPr>
+        <w:ind w:left="4320" w:hanging="360"/>
+      </w:pPr>
+      <w:rPr>
+        <w:rFonts w:ascii="Wingdings" w:hAnsi="Wingdings" w:hint="default"/>
+      </w:rPr>
+    </w:lvl>
+    <w:lvl w:ilvl="6" w:tplc="04090001" w:tentative="1">
+      <w:start w:val="1"/>
+      <w:numFmt w:val="bullet"/>
+      <w:lvlText w:val=""/>
+      <w:lvlJc w:val="left"/>
+      <w:pPr>
+        <w:ind w:left="5040" w:hanging="360"/>
+      </w:pPr>
+      <w:rPr>
+        <w:rFonts w:ascii="Symbol" w:hAnsi="Symbol" w:hint="default"/>
+      </w:rPr>
+    </w:lvl>
+    <w:lvl w:ilvl="7" w:tplc="04090003" w:tentative="1">
+      <w:start w:val="1"/>
+      <w:numFmt w:val="bullet"/>
+      <w:lvlText w:val="o"/>
+      <w:lvlJc w:val="left"/>
+      <w:pPr>
+        <w:ind w:left="5760" w:hanging="360"/>
+      </w:pPr>
+      <w:rPr>
+        <w:rFonts w:ascii="Courier New" w:hAnsi="Courier New" w:cs="Courier New" w:hint="default"/>
+      </w:rPr>
+    </w:lvl>
+    <w:lvl w:ilvl="8" w:tplc="04090005" w:tentative="1">
+      <w:start w:val="1"/>
+      <w:numFmt w:val="bullet"/>
+      <w:lvlText w:val=""/>
+      <w:lvlJc w:val="left"/>
+      <w:pPr>
+        <w:ind w:left="6480" w:hanging="360"/>
+      </w:pPr>
+      <w:rPr>
+        <w:rFonts w:ascii="Wingdings" w:hAnsi="Wingdings" w:hint="default"/>
+      </w:rPr>
+    </w:lvl>
+  </w:abstractNum>
+  <w:abstractNum w:abstractNumId="20" w15:restartNumberingAfterBreak="0">
     <w:nsid w:val="43B06A22"/>
     <w:multiLevelType w:val="hybridMultilevel"/>
     <w:tmpl w:val="AD6CB18A"/>
@@ -3392,7 +3735,7 @@
       </w:rPr>
     </w:lvl>
   </w:abstractNum>
-  <w:abstractNum w:abstractNumId="13" w15:restartNumberingAfterBreak="0">
+  <w:abstractNum w:abstractNumId="21" w15:restartNumberingAfterBreak="0">
     <w:nsid w:val="43B237DD"/>
     <w:multiLevelType w:val="hybridMultilevel"/>
     <w:tmpl w:val="66CCF982"/>
@@ -3505,7 +3848,7 @@
       </w:rPr>
     </w:lvl>
   </w:abstractNum>
-  <w:abstractNum w:abstractNumId="14" w15:restartNumberingAfterBreak="0">
+  <w:abstractNum w:abstractNumId="22" w15:restartNumberingAfterBreak="0">
     <w:nsid w:val="44437940"/>
     <w:multiLevelType w:val="multilevel"/>
     <w:tmpl w:val="CE88EB7A"/>
@@ -3654,7 +3997,119 @@
       </w:rPr>
     </w:lvl>
   </w:abstractNum>
-  <w:abstractNum w:abstractNumId="15" w15:restartNumberingAfterBreak="0">
+  <w:abstractNum w:abstractNumId="23" w15:restartNumberingAfterBreak="0">
+    <w:nsid w:val="468C30F6"/>
+    <w:multiLevelType w:val="hybridMultilevel"/>
+    <w:tmpl w:val="FAE2529E"/>
+    <w:lvl w:ilvl="0" w:tplc="AFE463DA">
+      <w:numFmt w:val="bullet"/>
+      <w:lvlText w:val=""/>
+      <w:lvlJc w:val="left"/>
+      <w:pPr>
+        <w:ind w:left="720" w:hanging="360"/>
+      </w:pPr>
+      <w:rPr>
+        <w:rFonts w:ascii="Symbol" w:eastAsiaTheme="minorEastAsia" w:hAnsi="Symbol" w:cstheme="minorHAnsi" w:hint="default"/>
+      </w:rPr>
+    </w:lvl>
+    <w:lvl w:ilvl="1" w:tplc="04090003" w:tentative="1">
+      <w:start w:val="1"/>
+      <w:numFmt w:val="bullet"/>
+      <w:lvlText w:val="o"/>
+      <w:lvlJc w:val="left"/>
+      <w:pPr>
+        <w:ind w:left="1440" w:hanging="360"/>
+      </w:pPr>
+      <w:rPr>
+        <w:rFonts w:ascii="Courier New" w:hAnsi="Courier New" w:cs="Courier New" w:hint="default"/>
+      </w:rPr>
+    </w:lvl>
+    <w:lvl w:ilvl="2" w:tplc="04090005" w:tentative="1">
+      <w:start w:val="1"/>
+      <w:numFmt w:val="bullet"/>
+      <w:lvlText w:val=""/>
+      <w:lvlJc w:val="left"/>
+      <w:pPr>
+        <w:ind w:left="2160" w:hanging="360"/>
+      </w:pPr>
+      <w:rPr>
+        <w:rFonts w:ascii="Wingdings" w:hAnsi="Wingdings" w:hint="default"/>
+      </w:rPr>
+    </w:lvl>
+    <w:lvl w:ilvl="3" w:tplc="04090001" w:tentative="1">
+      <w:start w:val="1"/>
+      <w:numFmt w:val="bullet"/>
+      <w:lvlText w:val=""/>
+      <w:lvlJc w:val="left"/>
+      <w:pPr>
+        <w:ind w:left="2880" w:hanging="360"/>
+      </w:pPr>
+      <w:rPr>
+        <w:rFonts w:ascii="Symbol" w:hAnsi="Symbol" w:hint="default"/>
+      </w:rPr>
+    </w:lvl>
+    <w:lvl w:ilvl="4" w:tplc="04090003" w:tentative="1">
+      <w:start w:val="1"/>
+      <w:numFmt w:val="bullet"/>
+      <w:lvlText w:val="o"/>
+      <w:lvlJc w:val="left"/>
+      <w:pPr>
+        <w:ind w:left="3600" w:hanging="360"/>
+      </w:pPr>
+      <w:rPr>
+        <w:rFonts w:ascii="Courier New" w:hAnsi="Courier New" w:cs="Courier New" w:hint="default"/>
+      </w:rPr>
+    </w:lvl>
+    <w:lvl w:ilvl="5" w:tplc="04090005" w:tentative="1">
+      <w:start w:val="1"/>
+      <w:numFmt w:val="bullet"/>
+      <w:lvlText w:val=""/>
+      <w:lvlJc w:val="left"/>
+      <w:pPr>
+        <w:ind w:left="4320" w:hanging="360"/>
+      </w:pPr>
+      <w:rPr>
+        <w:rFonts w:ascii="Wingdings" w:hAnsi="Wingdings" w:hint="default"/>
+      </w:rPr>
+    </w:lvl>
+    <w:lvl w:ilvl="6" w:tplc="04090001" w:tentative="1">
+      <w:start w:val="1"/>
+      <w:numFmt w:val="bullet"/>
+      <w:lvlText w:val=""/>
+      <w:lvlJc w:val="left"/>
+      <w:pPr>
+        <w:ind w:left="5040" w:hanging="360"/>
+      </w:pPr>
+      <w:rPr>
+        <w:rFonts w:ascii="Symbol" w:hAnsi="Symbol" w:hint="default"/>
+      </w:rPr>
+    </w:lvl>
+    <w:lvl w:ilvl="7" w:tplc="04090003" w:tentative="1">
+      <w:start w:val="1"/>
+      <w:numFmt w:val="bullet"/>
+      <w:lvlText w:val="o"/>
+      <w:lvlJc w:val="left"/>
+      <w:pPr>
+        <w:ind w:left="5760" w:hanging="360"/>
+      </w:pPr>
+      <w:rPr>
+        <w:rFonts w:ascii="Courier New" w:hAnsi="Courier New" w:cs="Courier New" w:hint="default"/>
+      </w:rPr>
+    </w:lvl>
+    <w:lvl w:ilvl="8" w:tplc="04090005" w:tentative="1">
+      <w:start w:val="1"/>
+      <w:numFmt w:val="bullet"/>
+      <w:lvlText w:val=""/>
+      <w:lvlJc w:val="left"/>
+      <w:pPr>
+        <w:ind w:left="6480" w:hanging="360"/>
+      </w:pPr>
+      <w:rPr>
+        <w:rFonts w:ascii="Wingdings" w:hAnsi="Wingdings" w:hint="default"/>
+      </w:rPr>
+    </w:lvl>
+  </w:abstractNum>
+  <w:abstractNum w:abstractNumId="24" w15:restartNumberingAfterBreak="0">
     <w:nsid w:val="47D159BE"/>
     <w:multiLevelType w:val="hybridMultilevel"/>
     <w:tmpl w:val="2E48E808"/>
@@ -3766,7 +4221,7 @@
       </w:rPr>
     </w:lvl>
   </w:abstractNum>
-  <w:abstractNum w:abstractNumId="16" w15:restartNumberingAfterBreak="0">
+  <w:abstractNum w:abstractNumId="25" w15:restartNumberingAfterBreak="0">
     <w:nsid w:val="484E2466"/>
     <w:multiLevelType w:val="multilevel"/>
     <w:tmpl w:val="34D08946"/>
@@ -3915,7 +4370,7 @@
       </w:rPr>
     </w:lvl>
   </w:abstractNum>
-  <w:abstractNum w:abstractNumId="17" w15:restartNumberingAfterBreak="0">
+  <w:abstractNum w:abstractNumId="26" w15:restartNumberingAfterBreak="0">
     <w:nsid w:val="4C466D4A"/>
     <w:multiLevelType w:val="hybridMultilevel"/>
     <w:tmpl w:val="33861654"/>
@@ -4028,7 +4483,7 @@
       </w:rPr>
     </w:lvl>
   </w:abstractNum>
-  <w:abstractNum w:abstractNumId="18" w15:restartNumberingAfterBreak="0">
+  <w:abstractNum w:abstractNumId="27" w15:restartNumberingAfterBreak="0">
     <w:nsid w:val="50AC0D34"/>
     <w:multiLevelType w:val="hybridMultilevel"/>
     <w:tmpl w:val="EB98AB66"/>
@@ -4142,7 +4597,7 @@
       </w:rPr>
     </w:lvl>
   </w:abstractNum>
-  <w:abstractNum w:abstractNumId="19" w15:restartNumberingAfterBreak="0">
+  <w:abstractNum w:abstractNumId="28" w15:restartNumberingAfterBreak="0">
     <w:nsid w:val="51D77702"/>
     <w:multiLevelType w:val="hybridMultilevel"/>
     <w:tmpl w:val="21D4029E"/>
@@ -4255,7 +4710,120 @@
       </w:rPr>
     </w:lvl>
   </w:abstractNum>
-  <w:abstractNum w:abstractNumId="20" w15:restartNumberingAfterBreak="0">
+  <w:abstractNum w:abstractNumId="29" w15:restartNumberingAfterBreak="0">
+    <w:nsid w:val="560B37E9"/>
+    <w:multiLevelType w:val="hybridMultilevel"/>
+    <w:tmpl w:val="69E60FE0"/>
+    <w:lvl w:ilvl="0" w:tplc="DE060D08">
+      <w:numFmt w:val="bullet"/>
+      <w:lvlText w:val=""/>
+      <w:lvlJc w:val="left"/>
+      <w:pPr>
+        <w:ind w:left="720" w:hanging="360"/>
+      </w:pPr>
+      <w:rPr>
+        <w:rFonts w:ascii="Symbol" w:eastAsiaTheme="minorEastAsia" w:hAnsi="Symbol" w:cstheme="minorHAnsi" w:hint="default"/>
+        <w:i w:val="0"/>
+      </w:rPr>
+    </w:lvl>
+    <w:lvl w:ilvl="1" w:tplc="04090003" w:tentative="1">
+      <w:start w:val="1"/>
+      <w:numFmt w:val="bullet"/>
+      <w:lvlText w:val="o"/>
+      <w:lvlJc w:val="left"/>
+      <w:pPr>
+        <w:ind w:left="1440" w:hanging="360"/>
+      </w:pPr>
+      <w:rPr>
+        <w:rFonts w:ascii="Courier New" w:hAnsi="Courier New" w:cs="Courier New" w:hint="default"/>
+      </w:rPr>
+    </w:lvl>
+    <w:lvl w:ilvl="2" w:tplc="04090005" w:tentative="1">
+      <w:start w:val="1"/>
+      <w:numFmt w:val="bullet"/>
+      <w:lvlText w:val=""/>
+      <w:lvlJc w:val="left"/>
+      <w:pPr>
+        <w:ind w:left="2160" w:hanging="360"/>
+      </w:pPr>
+      <w:rPr>
+        <w:rFonts w:ascii="Wingdings" w:hAnsi="Wingdings" w:hint="default"/>
+      </w:rPr>
+    </w:lvl>
+    <w:lvl w:ilvl="3" w:tplc="04090001" w:tentative="1">
+      <w:start w:val="1"/>
+      <w:numFmt w:val="bullet"/>
+      <w:lvlText w:val=""/>
+      <w:lvlJc w:val="left"/>
+      <w:pPr>
+        <w:ind w:left="2880" w:hanging="360"/>
+      </w:pPr>
+      <w:rPr>
+        <w:rFonts w:ascii="Symbol" w:hAnsi="Symbol" w:hint="default"/>
+      </w:rPr>
+    </w:lvl>
+    <w:lvl w:ilvl="4" w:tplc="04090003" w:tentative="1">
+      <w:start w:val="1"/>
+      <w:numFmt w:val="bullet"/>
+      <w:lvlText w:val="o"/>
+      <w:lvlJc w:val="left"/>
+      <w:pPr>
+        <w:ind w:left="3600" w:hanging="360"/>
+      </w:pPr>
+      <w:rPr>
+        <w:rFonts w:ascii="Courier New" w:hAnsi="Courier New" w:cs="Courier New" w:hint="default"/>
+      </w:rPr>
+    </w:lvl>
+    <w:lvl w:ilvl="5" w:tplc="04090005" w:tentative="1">
+      <w:start w:val="1"/>
+      <w:numFmt w:val="bullet"/>
+      <w:lvlText w:val=""/>
+      <w:lvlJc w:val="left"/>
+      <w:pPr>
+        <w:ind w:left="4320" w:hanging="360"/>
+      </w:pPr>
+      <w:rPr>
+        <w:rFonts w:ascii="Wingdings" w:hAnsi="Wingdings" w:hint="default"/>
+      </w:rPr>
+    </w:lvl>
+    <w:lvl w:ilvl="6" w:tplc="04090001" w:tentative="1">
+      <w:start w:val="1"/>
+      <w:numFmt w:val="bullet"/>
+      <w:lvlText w:val=""/>
+      <w:lvlJc w:val="left"/>
+      <w:pPr>
+        <w:ind w:left="5040" w:hanging="360"/>
+      </w:pPr>
+      <w:rPr>
+        <w:rFonts w:ascii="Symbol" w:hAnsi="Symbol" w:hint="default"/>
+      </w:rPr>
+    </w:lvl>
+    <w:lvl w:ilvl="7" w:tplc="04090003" w:tentative="1">
+      <w:start w:val="1"/>
+      <w:numFmt w:val="bullet"/>
+      <w:lvlText w:val="o"/>
+      <w:lvlJc w:val="left"/>
+      <w:pPr>
+        <w:ind w:left="5760" w:hanging="360"/>
+      </w:pPr>
+      <w:rPr>
+        <w:rFonts w:ascii="Courier New" w:hAnsi="Courier New" w:cs="Courier New" w:hint="default"/>
+      </w:rPr>
+    </w:lvl>
+    <w:lvl w:ilvl="8" w:tplc="04090005" w:tentative="1">
+      <w:start w:val="1"/>
+      <w:numFmt w:val="bullet"/>
+      <w:lvlText w:val=""/>
+      <w:lvlJc w:val="left"/>
+      <w:pPr>
+        <w:ind w:left="6480" w:hanging="360"/>
+      </w:pPr>
+      <w:rPr>
+        <w:rFonts w:ascii="Wingdings" w:hAnsi="Wingdings" w:hint="default"/>
+      </w:rPr>
+    </w:lvl>
+  </w:abstractNum>
+  <w:abstractNum w:abstractNumId="30" w15:restartNumberingAfterBreak="0">
     <w:nsid w:val="570B1570"/>
     <w:multiLevelType w:val="hybridMultilevel"/>
     <w:tmpl w:val="7D6E42CC"/>
@@ -4368,7 +4936,7 @@
       </w:rPr>
     </w:lvl>
   </w:abstractNum>
-  <w:abstractNum w:abstractNumId="21" w15:restartNumberingAfterBreak="0">
+  <w:abstractNum w:abstractNumId="31" w15:restartNumberingAfterBreak="0">
     <w:nsid w:val="570D586D"/>
     <w:multiLevelType w:val="hybridMultilevel"/>
     <w:tmpl w:val="F0A45E02"/>
@@ -4481,7 +5049,7 @@
       </w:rPr>
     </w:lvl>
   </w:abstractNum>
-  <w:abstractNum w:abstractNumId="22" w15:restartNumberingAfterBreak="0">
+  <w:abstractNum w:abstractNumId="32" w15:restartNumberingAfterBreak="0">
     <w:nsid w:val="59794E23"/>
     <w:multiLevelType w:val="multilevel"/>
     <w:tmpl w:val="A90474E8"/>
@@ -4630,7 +5198,233 @@
       </w:rPr>
     </w:lvl>
   </w:abstractNum>
-  <w:abstractNum w:abstractNumId="23" w15:restartNumberingAfterBreak="0">
+  <w:abstractNum w:abstractNumId="33" w15:restartNumberingAfterBreak="0">
+    <w:nsid w:val="59F42CB6"/>
+    <w:multiLevelType w:val="hybridMultilevel"/>
+    <w:tmpl w:val="9E2ED860"/>
+    <w:lvl w:ilvl="0" w:tplc="DEDAD4CE">
+      <w:numFmt w:val="bullet"/>
+      <w:lvlText w:val=""/>
+      <w:lvlJc w:val="left"/>
+      <w:pPr>
+        <w:ind w:left="720" w:hanging="360"/>
+      </w:pPr>
+      <w:rPr>
+        <w:rFonts w:ascii="Symbol" w:eastAsiaTheme="minorEastAsia" w:hAnsi="Symbol" w:cstheme="minorHAnsi" w:hint="default"/>
+        <w:i w:val="0"/>
+      </w:rPr>
+    </w:lvl>
+    <w:lvl w:ilvl="1" w:tplc="04090003" w:tentative="1">
+      <w:start w:val="1"/>
+      <w:numFmt w:val="bullet"/>
+      <w:lvlText w:val="o"/>
+      <w:lvlJc w:val="left"/>
+      <w:pPr>
+        <w:ind w:left="1440" w:hanging="360"/>
+      </w:pPr>
+      <w:rPr>
+        <w:rFonts w:ascii="Courier New" w:hAnsi="Courier New" w:cs="Courier New" w:hint="default"/>
+      </w:rPr>
+    </w:lvl>
+    <w:lvl w:ilvl="2" w:tplc="04090005" w:tentative="1">
+      <w:start w:val="1"/>
+      <w:numFmt w:val="bullet"/>
+      <w:lvlText w:val=""/>
+      <w:lvlJc w:val="left"/>
+      <w:pPr>
+        <w:ind w:left="2160" w:hanging="360"/>
+      </w:pPr>
+      <w:rPr>
+        <w:rFonts w:ascii="Wingdings" w:hAnsi="Wingdings" w:hint="default"/>
+      </w:rPr>
+    </w:lvl>
+    <w:lvl w:ilvl="3" w:tplc="04090001" w:tentative="1">
+      <w:start w:val="1"/>
+      <w:numFmt w:val="bullet"/>
+      <w:lvlText w:val=""/>
+      <w:lvlJc w:val="left"/>
+      <w:pPr>
+        <w:ind w:left="2880" w:hanging="360"/>
+      </w:pPr>
+      <w:rPr>
+        <w:rFonts w:ascii="Symbol" w:hAnsi="Symbol" w:hint="default"/>
+      </w:rPr>
+    </w:lvl>
+    <w:lvl w:ilvl="4" w:tplc="04090003" w:tentative="1">
+      <w:start w:val="1"/>
+      <w:numFmt w:val="bullet"/>
+      <w:lvlText w:val="o"/>
+      <w:lvlJc w:val="left"/>
+      <w:pPr>
+        <w:ind w:left="3600" w:hanging="360"/>
+      </w:pPr>
+      <w:rPr>
+        <w:rFonts w:ascii="Courier New" w:hAnsi="Courier New" w:cs="Courier New" w:hint="default"/>
+      </w:rPr>
+    </w:lvl>
+    <w:lvl w:ilvl="5" w:tplc="04090005" w:tentative="1">
+      <w:start w:val="1"/>
+      <w:numFmt w:val="bullet"/>
+      <w:lvlText w:val=""/>
+      <w:lvlJc w:val="left"/>
+      <w:pPr>
+        <w:ind w:left="4320" w:hanging="360"/>
+      </w:pPr>
+      <w:rPr>
+        <w:rFonts w:ascii="Wingdings" w:hAnsi="Wingdings" w:hint="default"/>
+      </w:rPr>
+    </w:lvl>
+    <w:lvl w:ilvl="6" w:tplc="04090001" w:tentative="1">
+      <w:start w:val="1"/>
+      <w:numFmt w:val="bullet"/>
+      <w:lvlText w:val=""/>
+      <w:lvlJc w:val="left"/>
+      <w:pPr>
+        <w:ind w:left="5040" w:hanging="360"/>
+      </w:pPr>
+      <w:rPr>
+        <w:rFonts w:ascii="Symbol" w:hAnsi="Symbol" w:hint="default"/>
+      </w:rPr>
+    </w:lvl>
+    <w:lvl w:ilvl="7" w:tplc="04090003" w:tentative="1">
+      <w:start w:val="1"/>
+      <w:numFmt w:val="bullet"/>
+      <w:lvlText w:val="o"/>
+      <w:lvlJc w:val="left"/>
+      <w:pPr>
+        <w:ind w:left="5760" w:hanging="360"/>
+      </w:pPr>
+      <w:rPr>
+        <w:rFonts w:ascii="Courier New" w:hAnsi="Courier New" w:cs="Courier New" w:hint="default"/>
+      </w:rPr>
+    </w:lvl>
+    <w:lvl w:ilvl="8" w:tplc="04090005" w:tentative="1">
+      <w:start w:val="1"/>
+      <w:numFmt w:val="bullet"/>
+      <w:lvlText w:val=""/>
+      <w:lvlJc w:val="left"/>
+      <w:pPr>
+        <w:ind w:left="6480" w:hanging="360"/>
+      </w:pPr>
+      <w:rPr>
+        <w:rFonts w:ascii="Wingdings" w:hAnsi="Wingdings" w:hint="default"/>
+      </w:rPr>
+    </w:lvl>
+  </w:abstractNum>
+  <w:abstractNum w:abstractNumId="34" w15:restartNumberingAfterBreak="0">
+    <w:nsid w:val="5DFF5C7B"/>
+    <w:multiLevelType w:val="hybridMultilevel"/>
+    <w:tmpl w:val="09EE55E4"/>
+    <w:lvl w:ilvl="0" w:tplc="C12C3462">
+      <w:numFmt w:val="bullet"/>
+      <w:lvlText w:val=""/>
+      <w:lvlJc w:val="left"/>
+      <w:pPr>
+        <w:ind w:left="720" w:hanging="360"/>
+      </w:pPr>
+      <w:rPr>
+        <w:rFonts w:ascii="Symbol" w:eastAsiaTheme="minorEastAsia" w:hAnsi="Symbol" w:cstheme="minorHAnsi" w:hint="default"/>
+        <w:i w:val="0"/>
+      </w:rPr>
+    </w:lvl>
+    <w:lvl w:ilvl="1" w:tplc="04090003" w:tentative="1">
+      <w:start w:val="1"/>
+      <w:numFmt w:val="bullet"/>
+      <w:lvlText w:val="o"/>
+      <w:lvlJc w:val="left"/>
+      <w:pPr>
+        <w:ind w:left="1440" w:hanging="360"/>
+      </w:pPr>
+      <w:rPr>
+        <w:rFonts w:ascii="Courier New" w:hAnsi="Courier New" w:cs="Courier New" w:hint="default"/>
+      </w:rPr>
+    </w:lvl>
+    <w:lvl w:ilvl="2" w:tplc="04090005" w:tentative="1">
+      <w:start w:val="1"/>
+      <w:numFmt w:val="bullet"/>
+      <w:lvlText w:val=""/>
+      <w:lvlJc w:val="left"/>
+      <w:pPr>
+        <w:ind w:left="2160" w:hanging="360"/>
+      </w:pPr>
+      <w:rPr>
+        <w:rFonts w:ascii="Wingdings" w:hAnsi="Wingdings" w:hint="default"/>
+      </w:rPr>
+    </w:lvl>
+    <w:lvl w:ilvl="3" w:tplc="04090001" w:tentative="1">
+      <w:start w:val="1"/>
+      <w:numFmt w:val="bullet"/>
+      <w:lvlText w:val=""/>
+      <w:lvlJc w:val="left"/>
+      <w:pPr>
+        <w:ind w:left="2880" w:hanging="360"/>
+      </w:pPr>
+      <w:rPr>
+        <w:rFonts w:ascii="Symbol" w:hAnsi="Symbol" w:hint="default"/>
+      </w:rPr>
+    </w:lvl>
+    <w:lvl w:ilvl="4" w:tplc="04090003" w:tentative="1">
+      <w:start w:val="1"/>
+      <w:numFmt w:val="bullet"/>
+      <w:lvlText w:val="o"/>
+      <w:lvlJc w:val="left"/>
+      <w:pPr>
+        <w:ind w:left="3600" w:hanging="360"/>
+      </w:pPr>
+      <w:rPr>
+        <w:rFonts w:ascii="Courier New" w:hAnsi="Courier New" w:cs="Courier New" w:hint="default"/>
+      </w:rPr>
+    </w:lvl>
+    <w:lvl w:ilvl="5" w:tplc="04090005" w:tentative="1">
+      <w:start w:val="1"/>
+      <w:numFmt w:val="bullet"/>
+      <w:lvlText w:val=""/>
+      <w:lvlJc w:val="left"/>
+      <w:pPr>
+        <w:ind w:left="4320" w:hanging="360"/>
+      </w:pPr>
+      <w:rPr>
+        <w:rFonts w:ascii="Wingdings" w:hAnsi="Wingdings" w:hint="default"/>
+      </w:rPr>
+    </w:lvl>
+    <w:lvl w:ilvl="6" w:tplc="04090001" w:tentative="1">
+      <w:start w:val="1"/>
+      <w:numFmt w:val="bullet"/>
+      <w:lvlText w:val=""/>
+      <w:lvlJc w:val="left"/>
+      <w:pPr>
+        <w:ind w:left="5040" w:hanging="360"/>
+      </w:pPr>
+      <w:rPr>
+        <w:rFonts w:ascii="Symbol" w:hAnsi="Symbol" w:hint="default"/>
+      </w:rPr>
+    </w:lvl>
+    <w:lvl w:ilvl="7" w:tplc="04090003" w:tentative="1">
+      <w:start w:val="1"/>
+      <w:numFmt w:val="bullet"/>
+      <w:lvlText w:val="o"/>
+      <w:lvlJc w:val="left"/>
+      <w:pPr>
+        <w:ind w:left="5760" w:hanging="360"/>
+      </w:pPr>
+      <w:rPr>
+        <w:rFonts w:ascii="Courier New" w:hAnsi="Courier New" w:cs="Courier New" w:hint="default"/>
+      </w:rPr>
+    </w:lvl>
+    <w:lvl w:ilvl="8" w:tplc="04090005" w:tentative="1">
+      <w:start w:val="1"/>
+      <w:numFmt w:val="bullet"/>
+      <w:lvlText w:val=""/>
+      <w:lvlJc w:val="left"/>
+      <w:pPr>
+        <w:ind w:left="6480" w:hanging="360"/>
+      </w:pPr>
+      <w:rPr>
+        <w:rFonts w:ascii="Wingdings" w:hAnsi="Wingdings" w:hint="default"/>
+      </w:rPr>
+    </w:lvl>
+  </w:abstractNum>
+  <w:abstractNum w:abstractNumId="35" w15:restartNumberingAfterBreak="0">
     <w:nsid w:val="602A7F84"/>
     <w:multiLevelType w:val="hybridMultilevel"/>
     <w:tmpl w:val="0CEE6B48"/>
@@ -4743,7 +5537,7 @@
       </w:rPr>
     </w:lvl>
   </w:abstractNum>
-  <w:abstractNum w:abstractNumId="24" w15:restartNumberingAfterBreak="0">
+  <w:abstractNum w:abstractNumId="36" w15:restartNumberingAfterBreak="0">
     <w:nsid w:val="6698135F"/>
     <w:multiLevelType w:val="hybridMultilevel"/>
     <w:tmpl w:val="DC1EFBA6"/>
@@ -4856,7 +5650,7 @@
       </w:rPr>
     </w:lvl>
   </w:abstractNum>
-  <w:abstractNum w:abstractNumId="25" w15:restartNumberingAfterBreak="0">
+  <w:abstractNum w:abstractNumId="37" w15:restartNumberingAfterBreak="0">
     <w:nsid w:val="68845B51"/>
     <w:multiLevelType w:val="hybridMultilevel"/>
     <w:tmpl w:val="79981706"/>
@@ -4969,7 +5763,7 @@
       </w:rPr>
     </w:lvl>
   </w:abstractNum>
-  <w:abstractNum w:abstractNumId="26" w15:restartNumberingAfterBreak="0">
+  <w:abstractNum w:abstractNumId="38" w15:restartNumberingAfterBreak="0">
     <w:nsid w:val="69C630DC"/>
     <w:multiLevelType w:val="hybridMultilevel"/>
     <w:tmpl w:val="814CBD84"/>
@@ -5082,7 +5876,7 @@
       </w:rPr>
     </w:lvl>
   </w:abstractNum>
-  <w:abstractNum w:abstractNumId="27" w15:restartNumberingAfterBreak="0">
+  <w:abstractNum w:abstractNumId="39" w15:restartNumberingAfterBreak="0">
     <w:nsid w:val="6A616965"/>
     <w:multiLevelType w:val="hybridMultilevel"/>
     <w:tmpl w:val="9F0E72B6"/>
@@ -5195,7 +5989,7 @@
       </w:rPr>
     </w:lvl>
   </w:abstractNum>
-  <w:abstractNum w:abstractNumId="28" w15:restartNumberingAfterBreak="0">
+  <w:abstractNum w:abstractNumId="40" w15:restartNumberingAfterBreak="0">
     <w:nsid w:val="6EDE1919"/>
     <w:multiLevelType w:val="hybridMultilevel"/>
     <w:tmpl w:val="93F8F8AE"/>
@@ -5308,7 +6102,7 @@
       </w:rPr>
     </w:lvl>
   </w:abstractNum>
-  <w:abstractNum w:abstractNumId="29" w15:restartNumberingAfterBreak="0">
+  <w:abstractNum w:abstractNumId="41" w15:restartNumberingAfterBreak="0">
     <w:nsid w:val="7C0E7481"/>
     <w:multiLevelType w:val="hybridMultilevel"/>
     <w:tmpl w:val="AC78F8F0"/>
@@ -5422,95 +6216,246 @@
       </w:rPr>
     </w:lvl>
   </w:abstractNum>
+  <w:abstractNum w:abstractNumId="42" w15:restartNumberingAfterBreak="0">
+    <w:nsid w:val="7C7B3C62"/>
+    <w:multiLevelType w:val="hybridMultilevel"/>
+    <w:tmpl w:val="A0F2EBC2"/>
+    <w:lvl w:ilvl="0" w:tplc="CE58A30C">
+      <w:numFmt w:val="bullet"/>
+      <w:lvlText w:val="-"/>
+      <w:lvlJc w:val="left"/>
+      <w:pPr>
+        <w:ind w:left="720" w:hanging="360"/>
+      </w:pPr>
+      <w:rPr>
+        <w:rFonts w:ascii="Calibri" w:eastAsiaTheme="minorEastAsia" w:hAnsi="Calibri" w:cs="Calibri" w:hint="default"/>
+      </w:rPr>
+    </w:lvl>
+    <w:lvl w:ilvl="1" w:tplc="04090003" w:tentative="1">
+      <w:start w:val="1"/>
+      <w:numFmt w:val="bullet"/>
+      <w:lvlText w:val="o"/>
+      <w:lvlJc w:val="left"/>
+      <w:pPr>
+        <w:ind w:left="1440" w:hanging="360"/>
+      </w:pPr>
+      <w:rPr>
+        <w:rFonts w:ascii="Courier New" w:hAnsi="Courier New" w:cs="Courier New" w:hint="default"/>
+      </w:rPr>
+    </w:lvl>
+    <w:lvl w:ilvl="2" w:tplc="04090005" w:tentative="1">
+      <w:start w:val="1"/>
+      <w:numFmt w:val="bullet"/>
+      <w:lvlText w:val=""/>
+      <w:lvlJc w:val="left"/>
+      <w:pPr>
+        <w:ind w:left="2160" w:hanging="360"/>
+      </w:pPr>
+      <w:rPr>
+        <w:rFonts w:ascii="Wingdings" w:hAnsi="Wingdings" w:hint="default"/>
+      </w:rPr>
+    </w:lvl>
+    <w:lvl w:ilvl="3" w:tplc="04090001" w:tentative="1">
+      <w:start w:val="1"/>
+      <w:numFmt w:val="bullet"/>
+      <w:lvlText w:val=""/>
+      <w:lvlJc w:val="left"/>
+      <w:pPr>
+        <w:ind w:left="2880" w:hanging="360"/>
+      </w:pPr>
+      <w:rPr>
+        <w:rFonts w:ascii="Symbol" w:hAnsi="Symbol" w:hint="default"/>
+      </w:rPr>
+    </w:lvl>
+    <w:lvl w:ilvl="4" w:tplc="04090003" w:tentative="1">
+      <w:start w:val="1"/>
+      <w:numFmt w:val="bullet"/>
+      <w:lvlText w:val="o"/>
+      <w:lvlJc w:val="left"/>
+      <w:pPr>
+        <w:ind w:left="3600" w:hanging="360"/>
+      </w:pPr>
+      <w:rPr>
+        <w:rFonts w:ascii="Courier New" w:hAnsi="Courier New" w:cs="Courier New" w:hint="default"/>
+      </w:rPr>
+    </w:lvl>
+    <w:lvl w:ilvl="5" w:tplc="04090005" w:tentative="1">
+      <w:start w:val="1"/>
+      <w:numFmt w:val="bullet"/>
+      <w:lvlText w:val=""/>
+      <w:lvlJc w:val="left"/>
+      <w:pPr>
+        <w:ind w:left="4320" w:hanging="360"/>
+      </w:pPr>
+      <w:rPr>
+        <w:rFonts w:ascii="Wingdings" w:hAnsi="Wingdings" w:hint="default"/>
+      </w:rPr>
+    </w:lvl>
+    <w:lvl w:ilvl="6" w:tplc="04090001" w:tentative="1">
+      <w:start w:val="1"/>
+      <w:numFmt w:val="bullet"/>
+      <w:lvlText w:val=""/>
+      <w:lvlJc w:val="left"/>
+      <w:pPr>
+        <w:ind w:left="5040" w:hanging="360"/>
+      </w:pPr>
+      <w:rPr>
+        <w:rFonts w:ascii="Symbol" w:hAnsi="Symbol" w:hint="default"/>
+      </w:rPr>
+    </w:lvl>
+    <w:lvl w:ilvl="7" w:tplc="04090003" w:tentative="1">
+      <w:start w:val="1"/>
+      <w:numFmt w:val="bullet"/>
+      <w:lvlText w:val="o"/>
+      <w:lvlJc w:val="left"/>
+      <w:pPr>
+        <w:ind w:left="5760" w:hanging="360"/>
+      </w:pPr>
+      <w:rPr>
+        <w:rFonts w:ascii="Courier New" w:hAnsi="Courier New" w:cs="Courier New" w:hint="default"/>
+      </w:rPr>
+    </w:lvl>
+    <w:lvl w:ilvl="8" w:tplc="04090005" w:tentative="1">
+      <w:start w:val="1"/>
+      <w:numFmt w:val="bullet"/>
+      <w:lvlText w:val=""/>
+      <w:lvlJc w:val="left"/>
+      <w:pPr>
+        <w:ind w:left="6480" w:hanging="360"/>
+      </w:pPr>
+      <w:rPr>
+        <w:rFonts w:ascii="Wingdings" w:hAnsi="Wingdings" w:hint="default"/>
+      </w:rPr>
+    </w:lvl>
+  </w:abstractNum>
   <w:num w:numId="1" w16cid:durableId="904341615">
-    <w:abstractNumId w:val="14"/>
+    <w:abstractNumId w:val="22"/>
   </w:num>
   <w:num w:numId="2" w16cid:durableId="707418185">
-    <w:abstractNumId w:val="22"/>
+    <w:abstractNumId w:val="32"/>
   </w:num>
   <w:num w:numId="3" w16cid:durableId="310445455">
-    <w:abstractNumId w:val="4"/>
+    <w:abstractNumId w:val="8"/>
   </w:num>
   <w:num w:numId="4" w16cid:durableId="767193221">
+    <w:abstractNumId w:val="24"/>
+  </w:num>
+  <w:num w:numId="5" w16cid:durableId="1463844333">
+    <w:abstractNumId w:val="21"/>
+  </w:num>
+  <w:num w:numId="6" w16cid:durableId="1760834976">
+    <w:abstractNumId w:val="38"/>
+  </w:num>
+  <w:num w:numId="7" w16cid:durableId="1246067463">
+    <w:abstractNumId w:val="35"/>
+  </w:num>
+  <w:num w:numId="8" w16cid:durableId="1736319614">
+    <w:abstractNumId w:val="25"/>
+  </w:num>
+  <w:num w:numId="9" w16cid:durableId="2066443523">
+    <w:abstractNumId w:val="41"/>
+  </w:num>
+  <w:num w:numId="10" w16cid:durableId="1628391675">
+    <w:abstractNumId w:val="27"/>
+  </w:num>
+  <w:num w:numId="11" w16cid:durableId="808788464">
     <w:abstractNumId w:val="15"/>
   </w:num>
-  <w:num w:numId="5" w16cid:durableId="1463844333">
-    <w:abstractNumId w:val="13"/>
-  </w:num>
-  <w:num w:numId="6" w16cid:durableId="1760834976">
-    <w:abstractNumId w:val="26"/>
-  </w:num>
-  <w:num w:numId="7" w16cid:durableId="1246067463">
-    <w:abstractNumId w:val="23"/>
-  </w:num>
-  <w:num w:numId="8" w16cid:durableId="1736319614">
-    <w:abstractNumId w:val="16"/>
-  </w:num>
-  <w:num w:numId="9" w16cid:durableId="2066443523">
-    <w:abstractNumId w:val="29"/>
-  </w:num>
-  <w:num w:numId="10" w16cid:durableId="1628391675">
-    <w:abstractNumId w:val="18"/>
-  </w:num>
-  <w:num w:numId="11" w16cid:durableId="808788464">
-    <w:abstractNumId w:val="8"/>
-  </w:num>
   <w:num w:numId="12" w16cid:durableId="2074740207">
-    <w:abstractNumId w:val="20"/>
+    <w:abstractNumId w:val="30"/>
   </w:num>
   <w:num w:numId="13" w16cid:durableId="1109349957">
-    <w:abstractNumId w:val="11"/>
+    <w:abstractNumId w:val="18"/>
   </w:num>
   <w:num w:numId="14" w16cid:durableId="2047757244">
     <w:abstractNumId w:val="0"/>
   </w:num>
   <w:num w:numId="15" w16cid:durableId="1419326527">
+    <w:abstractNumId w:val="5"/>
+  </w:num>
+  <w:num w:numId="16" w16cid:durableId="1740520286">
+    <w:abstractNumId w:val="31"/>
+  </w:num>
+  <w:num w:numId="17" w16cid:durableId="1197039274">
+    <w:abstractNumId w:val="16"/>
+  </w:num>
+  <w:num w:numId="18" w16cid:durableId="1596745894">
+    <w:abstractNumId w:val="40"/>
+  </w:num>
+  <w:num w:numId="19" w16cid:durableId="512182084">
+    <w:abstractNumId w:val="17"/>
+  </w:num>
+  <w:num w:numId="20" w16cid:durableId="643581956">
     <w:abstractNumId w:val="2"/>
   </w:num>
-  <w:num w:numId="16" w16cid:durableId="1740520286">
-    <w:abstractNumId w:val="21"/>
+  <w:num w:numId="21" w16cid:durableId="791822070">
+    <w:abstractNumId w:val="6"/>
   </w:num>
-  <w:num w:numId="17" w16cid:durableId="1197039274">
+  <w:num w:numId="22" w16cid:durableId="105735486">
+    <w:abstractNumId w:val="39"/>
+  </w:num>
+  <w:num w:numId="23" w16cid:durableId="1620062073">
+    <w:abstractNumId w:val="36"/>
+  </w:num>
+  <w:num w:numId="24" w16cid:durableId="483402034">
+    <w:abstractNumId w:val="12"/>
+  </w:num>
+  <w:num w:numId="25" w16cid:durableId="1998920584">
     <w:abstractNumId w:val="9"/>
   </w:num>
-  <w:num w:numId="18" w16cid:durableId="1596745894">
+  <w:num w:numId="26" w16cid:durableId="45833720">
+    <w:abstractNumId w:val="37"/>
+  </w:num>
+  <w:num w:numId="27" w16cid:durableId="1820609264">
+    <w:abstractNumId w:val="11"/>
+  </w:num>
+  <w:num w:numId="28" w16cid:durableId="349448905">
+    <w:abstractNumId w:val="20"/>
+  </w:num>
+  <w:num w:numId="29" w16cid:durableId="1346252464">
+    <w:abstractNumId w:val="26"/>
+  </w:num>
+  <w:num w:numId="30" w16cid:durableId="726495077">
     <w:abstractNumId w:val="28"/>
   </w:num>
-  <w:num w:numId="19" w16cid:durableId="512182084">
+  <w:num w:numId="31" w16cid:durableId="1957519729">
+    <w:abstractNumId w:val="29"/>
+  </w:num>
+  <w:num w:numId="32" w16cid:durableId="800150860">
+    <w:abstractNumId w:val="1"/>
+  </w:num>
+  <w:num w:numId="33" w16cid:durableId="1404260763">
+    <w:abstractNumId w:val="34"/>
+  </w:num>
+  <w:num w:numId="34" w16cid:durableId="1451780205">
+    <w:abstractNumId w:val="33"/>
+  </w:num>
+  <w:num w:numId="35" w16cid:durableId="452283541">
+    <w:abstractNumId w:val="14"/>
+  </w:num>
+  <w:num w:numId="36" w16cid:durableId="748892308">
+    <w:abstractNumId w:val="23"/>
+  </w:num>
+  <w:num w:numId="37" w16cid:durableId="1135874602">
     <w:abstractNumId w:val="10"/>
   </w:num>
-  <w:num w:numId="20" w16cid:durableId="643581956">
-    <w:abstractNumId w:val="1"/>
+  <w:num w:numId="38" w16cid:durableId="145710428">
+    <w:abstractNumId w:val="13"/>
   </w:num>
-  <w:num w:numId="21" w16cid:durableId="791822070">
-    <w:abstractNumId w:val="3"/>
-  </w:num>
-  <w:num w:numId="22" w16cid:durableId="105735486">
-    <w:abstractNumId w:val="27"/>
-  </w:num>
-  <w:num w:numId="23" w16cid:durableId="1620062073">
-    <w:abstractNumId w:val="24"/>
-  </w:num>
-  <w:num w:numId="24" w16cid:durableId="483402034">
+  <w:num w:numId="39" w16cid:durableId="1748266948">
     <w:abstractNumId w:val="7"/>
   </w:num>
-  <w:num w:numId="25" w16cid:durableId="1998920584">
-    <w:abstractNumId w:val="5"/>
+  <w:num w:numId="40" w16cid:durableId="801651656">
+    <w:abstractNumId w:val="19"/>
   </w:num>
-  <w:num w:numId="26" w16cid:durableId="45833720">
-    <w:abstractNumId w:val="25"/>
+  <w:num w:numId="41" w16cid:durableId="331613571">
+    <w:abstractNumId w:val="4"/>
   </w:num>
-  <w:num w:numId="27" w16cid:durableId="1820609264">
-    <w:abstractNumId w:val="6"/>
+  <w:num w:numId="42" w16cid:durableId="558130905">
+    <w:abstractNumId w:val="42"/>
   </w:num>
-  <w:num w:numId="28" w16cid:durableId="349448905">
-    <w:abstractNumId w:val="12"/>
-  </w:num>
-  <w:num w:numId="29" w16cid:durableId="1346252464">
-    <w:abstractNumId w:val="17"/>
-  </w:num>
-  <w:num w:numId="30" w16cid:durableId="726495077">
-    <w:abstractNumId w:val="19"/>
+  <w:num w:numId="43" w16cid:durableId="942108841">
+    <w:abstractNumId w:val="3"/>
   </w:num>
 </w:numbering>
 </file>
@@ -5915,6 +6860,7 @@
   <w:style w:type="paragraph" w:default="1" w:styleId="Normal">
     <w:name w:val="Normal"/>
     <w:qFormat/>
+    <w:rsid w:val="008A7640"/>
     <w:rPr>
       <w:noProof/>
       <w:lang w:val="vi-VN"/>
@@ -6464,6 +7410,48 @@
       <w:color w:val="666666"/>
     </w:rPr>
   </w:style>
+  <w:style w:type="character" w:styleId="Hyperlink">
+    <w:name w:val="Hyperlink"/>
+    <w:basedOn w:val="DefaultParagraphFont"/>
+    <w:uiPriority w:val="99"/>
+    <w:unhideWhenUsed/>
+    <w:rsid w:val="00A0746D"/>
+    <w:rPr>
+      <w:color w:val="0563C1" w:themeColor="hyperlink"/>
+      <w:u w:val="single"/>
+    </w:rPr>
+  </w:style>
+  <w:style w:type="character" w:styleId="UnresolvedMention">
+    <w:name w:val="Unresolved Mention"/>
+    <w:basedOn w:val="DefaultParagraphFont"/>
+    <w:uiPriority w:val="99"/>
+    <w:semiHidden/>
+    <w:unhideWhenUsed/>
+    <w:rsid w:val="00A0746D"/>
+    <w:rPr>
+      <w:color w:val="605E5C"/>
+      <w:shd w:val="clear" w:color="auto" w:fill="E1DFDD"/>
+    </w:rPr>
+  </w:style>
+  <w:style w:type="table" w:styleId="TableGrid">
+    <w:name w:val="Table Grid"/>
+    <w:basedOn w:val="TableNormal"/>
+    <w:uiPriority w:val="39"/>
+    <w:rsid w:val="00D729AF"/>
+    <w:pPr>
+      <w:spacing w:after="0" w:line="240" w:lineRule="auto"/>
+    </w:pPr>
+    <w:tblPr>
+      <w:tblBorders>
+        <w:top w:val="single" w:sz="4" w:space="0" w:color="auto"/>
+        <w:left w:val="single" w:sz="4" w:space="0" w:color="auto"/>
+        <w:bottom w:val="single" w:sz="4" w:space="0" w:color="auto"/>
+        <w:right w:val="single" w:sz="4" w:space="0" w:color="auto"/>
+        <w:insideH w:val="single" w:sz="4" w:space="0" w:color="auto"/>
+        <w:insideV w:val="single" w:sz="4" w:space="0" w:color="auto"/>
+      </w:tblBorders>
+    </w:tblPr>
+  </w:style>
 </w:styles>
 </file>
 
